--- a/Tutorial 1 Getting started with Iris.docx
+++ b/Tutorial 1 Getting started with Iris.docx
@@ -13,6 +13,7 @@
           <w:i w:val="0"/>
         </w:rPr>
       </w:pPr>
+      <w:bookmarkStart w:id="0" w:name="_GoBack"/>
       <w:r>
         <w:rPr>
           <w:rStyle w:val="BookTitle"/>
@@ -22,6 +23,7 @@
         <w:t>Tutorial 1 Getting started with Iris</w:t>
       </w:r>
     </w:p>
+    <w:bookmarkEnd w:id="0"/>
     <w:p>
       <w:pPr>
         <w:pStyle w:val="Heading1"/>
@@ -6749,7 +6751,7 @@
         <w:spacing w:line="285" w:lineRule="atLeast"/>
         <w:jc w:val="left"/>
         <w:rPr>
-          <w:rFonts w:ascii="Courier New" w:eastAsia="宋体" w:hAnsi="Courier New" w:cs="Courier New"/>
+          <w:rFonts w:ascii="Courier New" w:eastAsia="宋体" w:hAnsi="Courier New" w:cs="Courier New" w:hint="eastAsia"/>
           <w:noProof w:val="0"/>
           <w:color w:val="000000"/>
           <w:kern w:val="0"/>
@@ -15215,7 +15217,7 @@
         <w:spacing w:before="0" w:after="120" w:line="360" w:lineRule="atLeast"/>
         <w:textAlignment w:val="baseline"/>
         <w:rPr>
-          <w:rFonts w:ascii="Helvetica" w:hAnsi="Helvetica" w:cs="Helvetica"/>
+          <w:rFonts w:ascii="Helvetica" w:hAnsi="Helvetica" w:cs="Helvetica" w:hint="eastAsia"/>
           <w:noProof w:val="0"/>
           <w:color w:val="222222"/>
         </w:rPr>
@@ -15228,21 +15230,6 @@
         <w:lastRenderedPageBreak/>
         <w:t>Make Predictions</w:t>
       </w:r>
-    </w:p>
-    <w:p>
-      <w:pPr>
-        <w:widowControl/>
-        <w:shd w:val="clear" w:color="auto" w:fill="FFFFFE"/>
-        <w:spacing w:line="285" w:lineRule="atLeast"/>
-        <w:jc w:val="left"/>
-        <w:rPr>
-          <w:rFonts w:ascii="Courier New" w:eastAsia="宋体" w:hAnsi="Courier New" w:cs="Courier New" w:hint="eastAsia"/>
-          <w:noProof w:val="0"/>
-          <w:color w:val="000000"/>
-          <w:kern w:val="0"/>
-          <w:szCs w:val="21"/>
-        </w:rPr>
-      </w:pPr>
       <w:r>
         <mc:AlternateContent>
           <mc:Choice Requires="wps">
@@ -15250,13 +15237,13 @@
               <wp:anchor distT="45720" distB="45720" distL="114300" distR="114300" simplePos="0" relativeHeight="251667456" behindDoc="0" locked="0" layoutInCell="1" allowOverlap="1" wp14:anchorId="229BC204" wp14:editId="4C6EC55B">
                 <wp:simplePos x="0" y="0"/>
                 <wp:positionH relativeFrom="column">
-                  <wp:posOffset>-1088390</wp:posOffset>
+                  <wp:posOffset>-1126490</wp:posOffset>
                 </wp:positionH>
                 <wp:positionV relativeFrom="paragraph">
-                  <wp:posOffset>1009650</wp:posOffset>
+                  <wp:posOffset>1012190</wp:posOffset>
                 </wp:positionV>
-                <wp:extent cx="7480300" cy="1404620"/>
-                <wp:effectExtent l="0" t="0" r="25400" b="21590"/>
+                <wp:extent cx="7518400" cy="1404620"/>
+                <wp:effectExtent l="0" t="0" r="25400" b="13970"/>
                 <wp:wrapSquare wrapText="bothSides"/>
                 <wp:docPr id="9" name="Text Box 2"/>
                 <wp:cNvGraphicFramePr>
@@ -15271,7 +15258,7 @@
                       <wps:spPr bwMode="auto">
                         <a:xfrm>
                           <a:off x="0" y="0"/>
-                          <a:ext cx="7480300" cy="1404620"/>
+                          <a:ext cx="7518400" cy="1404620"/>
                         </a:xfrm>
                         <a:prstGeom prst="rect">
                           <a:avLst/>
@@ -16550,7 +16537,7 @@
                               <w:spacing w:line="285" w:lineRule="atLeast"/>
                               <w:jc w:val="left"/>
                               <w:rPr>
-                                <w:rFonts w:ascii="Courier New" w:eastAsia="宋体" w:hAnsi="Courier New" w:cs="Courier New"/>
+                                <w:rFonts w:ascii="Courier New" w:eastAsia="宋体" w:hAnsi="Courier New" w:cs="Courier New" w:hint="eastAsia"/>
                                 <w:noProof w:val="0"/>
                                 <w:color w:val="000000"/>
                                 <w:kern w:val="0"/>
@@ -16589,15 +16576,6 @@
                               </w:rPr>
                               <w:t>classification_report(Y_validation, predictions))</w:t>
                             </w:r>
-                          </w:p>
-                          <w:p>
-                            <w:pPr>
-                              <w:rPr>
-                                <w:rFonts w:hint="eastAsia"/>
-                              </w:rPr>
-                            </w:pPr>
-                            <w:bookmarkStart w:id="0" w:name="_GoBack"/>
-                            <w:bookmarkEnd w:id="0"/>
                           </w:p>
                         </w:txbxContent>
                       </wps:txbx>
@@ -16618,7 +16596,7 @@
           </mc:Choice>
           <mc:Fallback>
             <w:pict>
-              <v:shape w14:anchorId="229BC204" id="_x0000_s1031" type="#_x0000_t202" style="position:absolute;margin-left:-85.7pt;margin-top:79.5pt;width:589pt;height:110.6pt;z-index:251667456;visibility:visible;mso-wrap-style:square;mso-width-percent:0;mso-height-percent:200;mso-wrap-distance-left:9pt;mso-wrap-distance-top:3.6pt;mso-wrap-distance-right:9pt;mso-wrap-distance-bottom:3.6pt;mso-position-horizontal:absolute;mso-position-horizontal-relative:text;mso-position-vertical:absolute;mso-position-vertical-relative:text;mso-width-percent:0;mso-height-percent:200;mso-width-relative:margin;mso-height-relative:margin;v-text-anchor:top" o:gfxdata="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">
+              <v:shape w14:anchorId="229BC204" id="_x0000_s1031" type="#_x0000_t202" style="position:absolute;left:0;text-align:left;margin-left:-88.7pt;margin-top:79.7pt;width:592pt;height:110.6pt;z-index:251667456;visibility:visible;mso-wrap-style:square;mso-width-percent:0;mso-height-percent:200;mso-wrap-distance-left:9pt;mso-wrap-distance-top:3.6pt;mso-wrap-distance-right:9pt;mso-wrap-distance-bottom:3.6pt;mso-position-horizontal:absolute;mso-position-horizontal-relative:text;mso-position-vertical:absolute;mso-position-vertical-relative:text;mso-width-percent:0;mso-height-percent:200;mso-width-relative:margin;mso-height-relative:margin;v-text-anchor:top" o:gfxdata="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">
                 <v:textbox style="mso-fit-shape-to-text:t">
                   <w:txbxContent>
                     <w:p>
@@ -17881,7 +17859,7 @@
                         <w:spacing w:line="285" w:lineRule="atLeast"/>
                         <w:jc w:val="left"/>
                         <w:rPr>
-                          <w:rFonts w:ascii="Courier New" w:eastAsia="宋体" w:hAnsi="Courier New" w:cs="Courier New"/>
+                          <w:rFonts w:ascii="Courier New" w:eastAsia="宋体" w:hAnsi="Courier New" w:cs="Courier New" w:hint="eastAsia"/>
                           <w:noProof w:val="0"/>
                           <w:color w:val="000000"/>
                           <w:kern w:val="0"/>
@@ -17920,15 +17898,6 @@
                         </w:rPr>
                         <w:t>classification_report(Y_validation, predictions))</w:t>
                       </w:r>
-                    </w:p>
-                    <w:p>
-                      <w:pPr>
-                        <w:rPr>
-                          <w:rFonts w:hint="eastAsia"/>
-                        </w:rPr>
-                      </w:pPr>
-                      <w:bookmarkStart w:id="1" w:name="_GoBack"/>
-                      <w:bookmarkEnd w:id="1"/>
                     </w:p>
                   </w:txbxContent>
                 </v:textbox>

--- a/Tutorial 1 Getting started with Iris.docx
+++ b/Tutorial 1 Getting started with Iris.docx
@@ -2,33 +2,138 @@
 <file path=word/document.xml><?xml version="1.0" encoding="utf-8"?>
 <w:document xmlns:wpc="http://schemas.microsoft.com/office/word/2010/wordprocessingCanvas" xmlns:cx="http://schemas.microsoft.com/office/drawing/2014/chartex" xmlns:cx1="http://schemas.microsoft.com/office/drawing/2015/9/8/chartex" xmlns:cx2="http://schemas.microsoft.com/office/drawing/2015/10/21/chartex" xmlns:cx3="http://schemas.microsoft.com/office/drawing/2016/5/9/chartex" xmlns:cx4="http://schemas.microsoft.com/office/drawing/2016/5/10/chartex" xmlns:cx5="http://schemas.microsoft.com/office/drawing/2016/5/11/chartex" xmlns:cx6="http://schemas.microsoft.com/office/drawing/2016/5/12/chartex" xmlns:cx7="http://schemas.microsoft.com/office/drawing/2016/5/13/chartex" xmlns:cx8="http://schemas.microsoft.com/office/drawing/2016/5/14/chartex" xmlns:mc="http://schemas.openxmlformats.org/markup-compatibility/2006" xmlns:aink="http://schemas.microsoft.com/office/drawing/2016/ink" xmlns:am3d="http://schemas.microsoft.com/office/drawing/2017/model3d" xmlns:o="urn:schemas-microsoft-com:office:office" xmlns:r="http://schemas.openxmlformats.org/officeDocument/2006/relationships" xmlns:m="http://schemas.openxmlformats.org/officeDocument/2006/math" xmlns:v="urn:schemas-microsoft-com:vml" xmlns:wp14="http://schemas.microsoft.com/office/word/2010/wordprocessingDrawing" xmlns:wp="http://schemas.openxmlformats.org/drawingml/2006/wordprocessingDrawing" xmlns:w10="urn:schemas-microsoft-com:office:word" xmlns:w="http://schemas.openxmlformats.org/wordprocessingml/2006/main" xmlns:w14="http://schemas.microsoft.com/office/word/2010/wordml" xmlns:w15="http://schemas.microsoft.com/office/word/2012/wordml" xmlns:w16cid="http://schemas.microsoft.com/office/word/2016/wordml/cid" xmlns:w16se="http://schemas.microsoft.com/office/word/2015/wordml/symex" xmlns:wpg="http://schemas.microsoft.com/office/word/2010/wordprocessingGroup" xmlns:wpi="http://schemas.microsoft.com/office/word/2010/wordprocessingInk" xmlns:wne="http://schemas.microsoft.com/office/word/2006/wordml" xmlns:wps="http://schemas.microsoft.com/office/word/2010/wordprocessingShape" mc:Ignorable="w14 w15 w16se w16cid wp14">
   <w:body>
-    <w:p/>
+    <w:p>
+      <w:pPr>
+        <w:rPr>
+          <w:rFonts w:ascii="Helvetica" w:hAnsi="Helvetica" w:cs="Helvetica"/>
+        </w:rPr>
+      </w:pPr>
+    </w:p>
     <w:p>
       <w:pPr>
         <w:pStyle w:val="Title"/>
         <w:rPr>
           <w:rStyle w:val="BookTitle"/>
-          <w:rFonts w:hint="eastAsia"/>
+          <w:rFonts w:ascii="Helvetica" w:hAnsi="Helvetica" w:cs="Helvetica"/>
           <w:b/>
           <w:i w:val="0"/>
         </w:rPr>
       </w:pPr>
-      <w:bookmarkStart w:id="0" w:name="_GoBack"/>
       <w:r>
         <w:rPr>
           <w:rStyle w:val="BookTitle"/>
+          <w:rFonts w:ascii="Helvetica" w:hAnsi="Helvetica" w:cs="Helvetica"/>
           <w:b/>
           <w:i w:val="0"/>
         </w:rPr>
         <w:t>Tutorial 1 Getting started with Iris</w:t>
       </w:r>
     </w:p>
-    <w:bookmarkEnd w:id="0"/>
+    <w:p>
+      <w:pPr>
+        <w:rPr>
+          <w:rFonts w:ascii="Helvetica" w:hAnsi="Helvetica" w:cs="Helvetica"/>
+        </w:rPr>
+      </w:pPr>
+      <w:r>
+        <w:rPr>
+          <w:rFonts w:ascii="Helvetica" w:hAnsi="Helvetica" w:cs="Helvetica"/>
+          <w:color w:val="212121"/>
+          <w:shd w:val="clear" w:color="auto" w:fill="FFFFFF"/>
+        </w:rPr>
+        <w:t>This</w:t>
+      </w:r>
+      <w:r>
+        <w:rPr>
+          <w:rFonts w:ascii="Helvetica" w:hAnsi="Helvetica" w:cs="Helvetica"/>
+          <w:bCs/>
+          <w:iCs/>
+          <w:spacing w:val="5"/>
+        </w:rPr>
+        <w:t xml:space="preserve"> </w:t>
+      </w:r>
+      <w:bookmarkStart w:id="0" w:name="_Hlk48653386"/>
+      <w:r>
+        <w:rPr>
+          <w:rFonts w:ascii="Helvetica" w:hAnsi="Helvetica" w:cs="Helvetica"/>
+          <w:bCs/>
+          <w:iCs/>
+          <w:color w:val="212121"/>
+          <w:shd w:val="clear" w:color="auto" w:fill="FFFFFF"/>
+        </w:rPr>
+        <w:t>t</w:t>
+      </w:r>
+      <w:r>
+        <w:rPr>
+          <w:rFonts w:ascii="Helvetica" w:hAnsi="Helvetica" w:cs="Helvetica"/>
+          <w:bCs/>
+          <w:iCs/>
+          <w:color w:val="212121"/>
+          <w:shd w:val="clear" w:color="auto" w:fill="FFFFFF"/>
+        </w:rPr>
+        <w:t>utorial</w:t>
+      </w:r>
+      <w:r>
+        <w:rPr>
+          <w:rFonts w:ascii="Helvetica" w:hAnsi="Helvetica" w:cs="Helvetica"/>
+          <w:color w:val="212121"/>
+          <w:shd w:val="clear" w:color="auto" w:fill="FFFFFF"/>
+        </w:rPr>
+        <w:t xml:space="preserve"> </w:t>
+      </w:r>
+      <w:bookmarkEnd w:id="0"/>
+      <w:r>
+        <w:rPr>
+          <w:rFonts w:ascii="Helvetica" w:hAnsi="Helvetica" w:cs="Helvetica"/>
+          <w:color w:val="212121"/>
+          <w:shd w:val="clear" w:color="auto" w:fill="FFFFFF"/>
+        </w:rPr>
+        <w:t xml:space="preserve">shows how to </w:t>
+      </w:r>
+      <w:r>
+        <w:rPr>
+          <w:rFonts w:ascii="Helvetica" w:hAnsi="Helvetica" w:cs="Helvetica"/>
+          <w:color w:val="212121"/>
+          <w:shd w:val="clear" w:color="auto" w:fill="FFFFFF"/>
+        </w:rPr>
+        <w:t>setup and use Colab with google account</w:t>
+      </w:r>
+      <w:r>
+        <w:rPr>
+          <w:rFonts w:ascii="Helvetica" w:hAnsi="Helvetica" w:cs="Helvetica"/>
+          <w:color w:val="212121"/>
+          <w:shd w:val="clear" w:color="auto" w:fill="FFFFFF"/>
+        </w:rPr>
+        <w:t xml:space="preserve"> with SciKit-Learn</w:t>
+      </w:r>
+      <w:r>
+        <w:rPr>
+          <w:rFonts w:ascii="Helvetica" w:hAnsi="Helvetica" w:cs="Helvetica"/>
+          <w:color w:val="212121"/>
+          <w:shd w:val="clear" w:color="auto" w:fill="FFFFFF"/>
+        </w:rPr>
+        <w:t xml:space="preserve"> via the Iris dataset</w:t>
+      </w:r>
+      <w:r>
+        <w:rPr>
+          <w:rFonts w:ascii="Helvetica" w:hAnsi="Helvetica" w:cs="Helvetica"/>
+          <w:color w:val="212121"/>
+          <w:shd w:val="clear" w:color="auto" w:fill="FFFFFF"/>
+        </w:rPr>
+        <w:t>.</w:t>
+      </w:r>
+    </w:p>
     <w:p>
       <w:pPr>
         <w:pStyle w:val="Heading1"/>
+        <w:rPr>
+          <w:rFonts w:ascii="Helvetica" w:hAnsi="Helvetica" w:cs="Helvetica" w:hint="eastAsia"/>
+        </w:rPr>
       </w:pPr>
       <w:r>
+        <w:rPr>
+          <w:rFonts w:ascii="Helvetica" w:hAnsi="Helvetica" w:cs="Helvetica"/>
+        </w:rPr>
         <w:t>Set up a google account</w:t>
       </w:r>
     </w:p>
@@ -84,7 +189,7 @@
           <w:kern w:val="0"/>
           <w:szCs w:val="21"/>
         </w:rPr>
-        <w:t>Colab</w:t>
+        <w:t xml:space="preserve">Colab </w:t>
       </w:r>
       <w:r>
         <w:rPr>
@@ -94,7 +199,7 @@
           <w:kern w:val="0"/>
           <w:szCs w:val="21"/>
         </w:rPr>
-        <w:t xml:space="preserve"> and other Google products like Google Drive.</w:t>
+        <w:t>and other Google products like Google Drive.</w:t>
       </w:r>
     </w:p>
     <w:p>
@@ -233,7 +338,7 @@
     <w:p>
       <w:pPr>
         <w:rPr>
-          <w:rFonts w:hint="eastAsia"/>
+          <w:rFonts w:ascii="Helvetica" w:hAnsi="Helvetica" w:cs="Helvetica"/>
           <w:b/>
         </w:rPr>
       </w:pPr>
@@ -319,20 +424,14 @@
         <w:rPr>
           <w:rFonts w:ascii="Helvetica" w:hAnsi="Helvetica" w:cs="Helvetica"/>
         </w:rPr>
-        <w:t>Let us know</w:t>
-      </w:r>
-      <w:r>
-        <w:rPr>
-          <w:rFonts w:ascii="Helvetica" w:hAnsi="Helvetica" w:cs="Helvetica"/>
-        </w:rPr>
-        <w:t xml:space="preserve"> and we can set up an account for you.</w:t>
+        <w:t>Let us know and we can set up an account for you.</w:t>
       </w:r>
     </w:p>
     <w:p>
       <w:pPr>
         <w:rPr>
           <w:rStyle w:val="Strong"/>
-          <w:rFonts w:hint="eastAsia"/>
+          <w:rFonts w:ascii="Helvetica" w:hAnsi="Helvetica" w:cs="Helvetica"/>
         </w:rPr>
       </w:pPr>
     </w:p>
@@ -341,6 +440,7 @@
         <w:pStyle w:val="Heading1"/>
         <w:rPr>
           <w:rStyle w:val="Strong"/>
+          <w:rFonts w:ascii="Helvetica" w:hAnsi="Helvetica" w:cs="Helvetica"/>
           <w:b/>
           <w:bCs/>
         </w:rPr>
@@ -348,6 +448,7 @@
       <w:r>
         <w:rPr>
           <w:rStyle w:val="Strong"/>
+          <w:rFonts w:ascii="Helvetica" w:hAnsi="Helvetica" w:cs="Helvetica"/>
           <w:b/>
           <w:bCs/>
         </w:rPr>
@@ -357,29 +458,36 @@
     <w:p>
       <w:pPr>
         <w:rPr>
-          <w:rFonts w:hint="eastAsia"/>
+          <w:rFonts w:ascii="Helvetica" w:hAnsi="Helvetica" w:cs="Helvetica"/>
         </w:rPr>
       </w:pPr>
       <w:hyperlink r:id="rId8" w:history="1">
         <w:r>
           <w:rPr>
             <w:rStyle w:val="Hyperlink"/>
+            <w:rFonts w:ascii="Helvetica" w:hAnsi="Helvetica" w:cs="Helvetica"/>
           </w:rPr>
           <w:t>https://colab.research.google.com/</w:t>
         </w:r>
       </w:hyperlink>
     </w:p>
-    <w:p/>
     <w:p>
       <w:pPr>
         <w:rPr>
-          <w:rFonts w:ascii="Arial" w:hAnsi="Arial" w:cs="Arial"/>
+          <w:rFonts w:ascii="Helvetica" w:hAnsi="Helvetica" w:cs="Helvetica"/>
+        </w:rPr>
+      </w:pPr>
+    </w:p>
+    <w:p>
+      <w:pPr>
+        <w:rPr>
+          <w:rFonts w:ascii="Helvetica" w:hAnsi="Helvetica" w:cs="Helvetica"/>
           <w:shd w:val="clear" w:color="auto" w:fill="FFFFFF"/>
         </w:rPr>
       </w:pPr>
       <w:r>
         <w:rPr>
-          <w:rFonts w:ascii="Arial" w:hAnsi="Arial" w:cs="Arial"/>
+          <w:rFonts w:ascii="Helvetica" w:hAnsi="Helvetica" w:cs="Helvetica"/>
           <w:shd w:val="clear" w:color="auto" w:fill="FFFFFF"/>
         </w:rPr>
         <w:t>To start working with Colab you first need to log in to your google account, then go to this link </w:t>
@@ -388,7 +496,7 @@
         <w:r>
           <w:rPr>
             <w:rStyle w:val="Hyperlink"/>
-            <w:rFonts w:ascii="Arial" w:hAnsi="Arial" w:cs="Arial"/>
+            <w:rFonts w:ascii="Helvetica" w:hAnsi="Helvetica" w:cs="Helvetica"/>
             <w:color w:val="EC4E20"/>
             <w:bdr w:val="none" w:sz="0" w:space="0" w:color="auto" w:frame="1"/>
             <w:shd w:val="clear" w:color="auto" w:fill="FFFFFF"/>
@@ -398,23 +506,29 @@
       </w:hyperlink>
       <w:r>
         <w:rPr>
-          <w:rFonts w:ascii="Arial" w:hAnsi="Arial" w:cs="Arial"/>
+          <w:rFonts w:ascii="Helvetica" w:hAnsi="Helvetica" w:cs="Helvetica"/>
           <w:shd w:val="clear" w:color="auto" w:fill="FFFFFF"/>
         </w:rPr>
         <w:t>.</w:t>
       </w:r>
     </w:p>
-    <w:p/>
     <w:p>
       <w:pPr>
         <w:rPr>
-          <w:rFonts w:ascii="Arial" w:hAnsi="Arial" w:cs="Arial" w:hint="eastAsia"/>
+          <w:rFonts w:ascii="Helvetica" w:hAnsi="Helvetica" w:cs="Helvetica"/>
+        </w:rPr>
+      </w:pPr>
+    </w:p>
+    <w:p>
+      <w:pPr>
+        <w:rPr>
+          <w:rFonts w:ascii="Helvetica" w:hAnsi="Helvetica" w:cs="Helvetica"/>
           <w:shd w:val="clear" w:color="auto" w:fill="FFFFFF"/>
         </w:rPr>
       </w:pPr>
       <w:r>
         <w:rPr>
-          <w:rFonts w:ascii="Arial" w:hAnsi="Arial" w:cs="Arial"/>
+          <w:rFonts w:ascii="Helvetica" w:hAnsi="Helvetica" w:cs="Helvetica"/>
           <w:i/>
           <w:iCs/>
           <w:bdr w:val="none" w:sz="0" w:space="0" w:color="auto" w:frame="1"/>
@@ -424,7 +538,7 @@
       </w:r>
       <w:r>
         <w:rPr>
-          <w:rFonts w:ascii="Arial" w:hAnsi="Arial" w:cs="Arial"/>
+          <w:rFonts w:ascii="Helvetica" w:hAnsi="Helvetica" w:cs="Helvetica"/>
           <w:i/>
           <w:iCs/>
           <w:bdr w:val="none" w:sz="0" w:space="0" w:color="auto" w:frame="1"/>
@@ -434,21 +548,29 @@
       </w:r>
       <w:r>
         <w:rPr>
-          <w:rFonts w:ascii="Arial" w:hAnsi="Arial" w:cs="Arial"/>
+          <w:rFonts w:ascii="Helvetica" w:hAnsi="Helvetica" w:cs="Helvetica"/>
           <w:shd w:val="clear" w:color="auto" w:fill="FFFFFF"/>
         </w:rPr>
         <w:t> by clicking New Notebook at the bottom right corner</w:t>
       </w:r>
       <w:r>
         <w:rPr>
-          <w:rFonts w:ascii="Arial" w:hAnsi="Arial" w:cs="Arial"/>
+          <w:rFonts w:ascii="Helvetica" w:hAnsi="Helvetica" w:cs="Helvetica"/>
           <w:shd w:val="clear" w:color="auto" w:fill="FFFFFF"/>
         </w:rPr>
         <w:t xml:space="preserve"> or from the top tabs for other sources.</w:t>
       </w:r>
     </w:p>
     <w:p>
+      <w:pPr>
+        <w:rPr>
+          <w:rFonts w:ascii="Helvetica" w:hAnsi="Helvetica" w:cs="Helvetica"/>
+        </w:rPr>
+      </w:pPr>
       <w:r>
+        <w:rPr>
+          <w:rFonts w:ascii="Helvetica" w:hAnsi="Helvetica" w:cs="Helvetica"/>
+        </w:rPr>
         <w:lastRenderedPageBreak/>
         <w:drawing>
           <wp:inline distT="0" distB="0" distL="0" distR="0">
@@ -500,11 +622,22 @@
         </w:drawing>
       </w:r>
     </w:p>
-    <w:p/>
     <w:p>
+      <w:pPr>
+        <w:rPr>
+          <w:rFonts w:ascii="Helvetica" w:hAnsi="Helvetica" w:cs="Helvetica"/>
+        </w:rPr>
+      </w:pPr>
+    </w:p>
+    <w:p>
+      <w:pPr>
+        <w:rPr>
+          <w:rFonts w:ascii="Helvetica" w:hAnsi="Helvetica" w:cs="Helvetica"/>
+        </w:rPr>
+      </w:pPr>
       <w:r>
         <w:rPr>
-          <w:rFonts w:ascii="Arial" w:hAnsi="Arial" w:cs="Arial"/>
+          <w:rFonts w:ascii="Helvetica" w:hAnsi="Helvetica" w:cs="Helvetica"/>
           <w:shd w:val="clear" w:color="auto" w:fill="FFFFFF"/>
         </w:rPr>
         <w:t>On creating a new notebook, it will create a Jupyter notebook with</w:t>
@@ -512,7 +645,7 @@
       <w:r>
         <w:rPr>
           <w:rStyle w:val="HTMLCode"/>
-          <w:rFonts w:ascii="Consolas" w:hAnsi="Consolas"/>
+          <w:rFonts w:ascii="Helvetica" w:hAnsi="Helvetica" w:cs="Helvetica"/>
           <w:sz w:val="18"/>
           <w:szCs w:val="18"/>
           <w:bdr w:val="none" w:sz="0" w:space="0" w:color="auto" w:frame="1"/>
@@ -522,14 +655,14 @@
       </w:r>
       <w:r>
         <w:rPr>
-          <w:rFonts w:ascii="Arial" w:hAnsi="Arial" w:cs="Arial"/>
+          <w:rFonts w:ascii="Helvetica" w:hAnsi="Helvetica" w:cs="Helvetica"/>
           <w:shd w:val="clear" w:color="auto" w:fill="FFFFFF"/>
         </w:rPr>
         <w:t> and save it to your google drive in a folder named </w:t>
       </w:r>
       <w:r>
         <w:rPr>
-          <w:rFonts w:ascii="Arial" w:hAnsi="Arial" w:cs="Arial"/>
+          <w:rFonts w:ascii="Helvetica" w:hAnsi="Helvetica" w:cs="Helvetica"/>
           <w:b/>
           <w:bCs/>
           <w:bdr w:val="none" w:sz="0" w:space="0" w:color="auto" w:frame="1"/>
@@ -539,52 +672,66 @@
       </w:r>
       <w:r>
         <w:rPr>
-          <w:rFonts w:ascii="Arial" w:hAnsi="Arial" w:cs="Arial"/>
+          <w:rFonts w:ascii="Helvetica" w:hAnsi="Helvetica" w:cs="Helvetica"/>
           <w:shd w:val="clear" w:color="auto" w:fill="FFFFFF"/>
         </w:rPr>
         <w:t xml:space="preserve">. Now as it is essentially a Jupyter notebook, all commands of Jupyter notebooks will work here. </w:t>
       </w:r>
       <w:r>
         <w:rPr>
-          <w:rFonts w:ascii="Arial" w:hAnsi="Arial" w:cs="Arial"/>
+          <w:rFonts w:ascii="Helvetica" w:hAnsi="Helvetica" w:cs="Helvetica"/>
           <w:shd w:val="clear" w:color="auto" w:fill="FFFFFF"/>
         </w:rPr>
         <w:t xml:space="preserve">If you haven’t use </w:t>
       </w:r>
       <w:r>
         <w:rPr>
-          <w:rFonts w:ascii="Arial" w:hAnsi="Arial" w:cs="Arial"/>
+          <w:rFonts w:ascii="Helvetica" w:hAnsi="Helvetica" w:cs="Helvetica"/>
           <w:shd w:val="clear" w:color="auto" w:fill="FFFFFF"/>
         </w:rPr>
         <w:t>Jupyter notebooks</w:t>
       </w:r>
       <w:r>
         <w:rPr>
-          <w:rFonts w:ascii="Arial" w:hAnsi="Arial" w:cs="Arial"/>
+          <w:rFonts w:ascii="Helvetica" w:hAnsi="Helvetica" w:cs="Helvetica"/>
           <w:shd w:val="clear" w:color="auto" w:fill="FFFFFF"/>
         </w:rPr>
         <w:t xml:space="preserve"> before</w:t>
       </w:r>
       <w:r>
         <w:rPr>
-          <w:rFonts w:ascii="Arial" w:hAnsi="Arial" w:cs="Arial"/>
+          <w:rFonts w:ascii="Helvetica" w:hAnsi="Helvetica" w:cs="Helvetica"/>
           <w:shd w:val="clear" w:color="auto" w:fill="FFFFFF"/>
         </w:rPr>
         <w:t>, you can refer the details in </w:t>
       </w:r>
       <w:r>
+        <w:rPr>
+          <w:rFonts w:ascii="Helvetica" w:hAnsi="Helvetica" w:cs="Helvetica"/>
+        </w:rPr>
         <w:fldChar w:fldCharType="begin"/>
       </w:r>
       <w:r>
+        <w:rPr>
+          <w:rFonts w:ascii="Helvetica" w:hAnsi="Helvetica" w:cs="Helvetica"/>
+        </w:rPr>
         <w:instrText>HYPERLINK "https://www.geeksforgeeks.org/getting-started-with-jupyter-notebook-python/" \t "_blank"</w:instrText>
       </w:r>
       <w:r>
+        <w:rPr>
+          <w:rFonts w:ascii="Helvetica" w:hAnsi="Helvetica" w:cs="Helvetica"/>
+        </w:rPr>
+      </w:r>
+      <w:r>
+        <w:rPr>
+          <w:rFonts w:ascii="Helvetica" w:hAnsi="Helvetica" w:cs="Helvetica"/>
+        </w:rPr>
         <w:fldChar w:fldCharType="separate"/>
       </w:r>
       <w:r>
         <w:rPr>
           <w:rStyle w:val="Hyperlink"/>
-          <w:rFonts w:ascii="Arial" w:hAnsi="Arial" w:cs="Arial"/>
+          <w:rFonts w:ascii="Helvetica" w:hAnsi="Helvetica" w:cs="Helvetica"/>
           <w:color w:val="EC4E20"/>
           <w:bdr w:val="none" w:sz="0" w:space="0" w:color="auto" w:frame="1"/>
           <w:shd w:val="clear" w:color="auto" w:fill="FFFFFF"/>
@@ -594,7 +741,7 @@
       <w:r>
         <w:rPr>
           <w:rStyle w:val="Hyperlink"/>
-          <w:rFonts w:ascii="Arial" w:hAnsi="Arial" w:cs="Arial"/>
+          <w:rFonts w:ascii="Helvetica" w:hAnsi="Helvetica" w:cs="Helvetica"/>
           <w:color w:val="EC4E20"/>
           <w:bdr w:val="none" w:sz="0" w:space="0" w:color="auto" w:frame="1"/>
           <w:shd w:val="clear" w:color="auto" w:fill="FFFFFF"/>
@@ -604,7 +751,7 @@
       <w:r>
         <w:rPr>
           <w:rStyle w:val="Hyperlink"/>
-          <w:rFonts w:ascii="Arial" w:hAnsi="Arial" w:cs="Arial"/>
+          <w:rFonts w:ascii="Helvetica" w:hAnsi="Helvetica" w:cs="Helvetica"/>
           <w:color w:val="EC4E20"/>
           <w:bdr w:val="none" w:sz="0" w:space="0" w:color="auto" w:frame="1"/>
           <w:shd w:val="clear" w:color="auto" w:fill="FFFFFF"/>
@@ -612,11 +759,14 @@
         <w:t>ing started with Jupyter Notebook</w:t>
       </w:r>
       <w:r>
+        <w:rPr>
+          <w:rFonts w:ascii="Helvetica" w:hAnsi="Helvetica" w:cs="Helvetica"/>
+        </w:rPr>
         <w:fldChar w:fldCharType="end"/>
       </w:r>
       <w:r>
         <w:rPr>
-          <w:rFonts w:ascii="Arial" w:hAnsi="Arial" w:cs="Arial"/>
+          <w:rFonts w:ascii="Helvetica" w:hAnsi="Helvetica" w:cs="Helvetica"/>
           <w:shd w:val="clear" w:color="auto" w:fill="FFFFFF"/>
         </w:rPr>
         <w:t>.</w:t>
@@ -625,10 +775,13 @@
     <w:p>
       <w:pPr>
         <w:rPr>
-          <w:rFonts w:hint="eastAsia"/>
+          <w:rFonts w:ascii="Helvetica" w:hAnsi="Helvetica" w:cs="Helvetica"/>
         </w:rPr>
       </w:pPr>
       <w:r>
+        <w:rPr>
+          <w:rFonts w:ascii="Helvetica" w:hAnsi="Helvetica" w:cs="Helvetica"/>
+        </w:rPr>
         <w:drawing>
           <wp:inline distT="0" distB="0" distL="0" distR="0">
             <wp:extent cx="5274310" cy="2659123"/>
@@ -689,12 +842,12 @@
     <w:p>
       <w:pPr>
         <w:rPr>
-          <w:rFonts w:ascii="Helvetica" w:hAnsi="Helvetica" w:cs="Helvetica" w:hint="eastAsia"/>
+          <w:rFonts w:ascii="Helvetica" w:hAnsi="Helvetica" w:cs="Helvetica"/>
         </w:rPr>
       </w:pPr>
       <w:r>
         <w:rPr>
-          <w:rFonts w:ascii="Arial" w:hAnsi="Arial" w:cs="Arial"/>
+          <w:rFonts w:ascii="Helvetica" w:hAnsi="Helvetica" w:cs="Helvetica"/>
           <w:b/>
           <w:bCs/>
           <w:bdr w:val="none" w:sz="0" w:space="0" w:color="auto" w:frame="1"/>
@@ -704,20 +857,20 @@
       </w:r>
       <w:r>
         <w:rPr>
-          <w:rFonts w:ascii="Arial" w:hAnsi="Arial" w:cs="Arial"/>
+          <w:rFonts w:ascii="Helvetica" w:hAnsi="Helvetica" w:cs="Helvetica"/>
         </w:rPr>
         <w:br/>
       </w:r>
       <w:r>
         <w:rPr>
-          <w:rFonts w:ascii="Arial" w:hAnsi="Arial" w:cs="Arial"/>
+          <w:rFonts w:ascii="Helvetica" w:hAnsi="Helvetica" w:cs="Helvetica"/>
           <w:shd w:val="clear" w:color="auto" w:fill="FFFFFF"/>
         </w:rPr>
         <w:t>Click the </w:t>
       </w:r>
       <w:r>
         <w:rPr>
-          <w:rFonts w:ascii="Arial" w:hAnsi="Arial" w:cs="Arial"/>
+          <w:rFonts w:ascii="Helvetica" w:hAnsi="Helvetica" w:cs="Helvetica"/>
           <w:b/>
           <w:bCs/>
           <w:bdr w:val="none" w:sz="0" w:space="0" w:color="auto" w:frame="1"/>
@@ -727,14 +880,14 @@
       </w:r>
       <w:r>
         <w:rPr>
-          <w:rFonts w:ascii="Arial" w:hAnsi="Arial" w:cs="Arial"/>
+          <w:rFonts w:ascii="Helvetica" w:hAnsi="Helvetica" w:cs="Helvetica"/>
           <w:shd w:val="clear" w:color="auto" w:fill="FFFFFF"/>
         </w:rPr>
         <w:t> dropdown menu. Select </w:t>
       </w:r>
       <w:r>
         <w:rPr>
-          <w:rFonts w:ascii="Arial" w:hAnsi="Arial" w:cs="Arial"/>
+          <w:rFonts w:ascii="Helvetica" w:hAnsi="Helvetica" w:cs="Helvetica"/>
           <w:b/>
           <w:bCs/>
           <w:bdr w:val="none" w:sz="0" w:space="0" w:color="auto" w:frame="1"/>
@@ -744,14 +897,14 @@
       </w:r>
       <w:r>
         <w:rPr>
-          <w:rFonts w:ascii="Arial" w:hAnsi="Arial" w:cs="Arial"/>
+          <w:rFonts w:ascii="Helvetica" w:hAnsi="Helvetica" w:cs="Helvetica"/>
           <w:shd w:val="clear" w:color="auto" w:fill="FFFFFF"/>
         </w:rPr>
         <w:t>. Select python2 or 3 from </w:t>
       </w:r>
       <w:r>
         <w:rPr>
-          <w:rFonts w:ascii="Arial" w:hAnsi="Arial" w:cs="Arial"/>
+          <w:rFonts w:ascii="Helvetica" w:hAnsi="Helvetica" w:cs="Helvetica"/>
           <w:b/>
           <w:bCs/>
           <w:bdr w:val="none" w:sz="0" w:space="0" w:color="auto" w:frame="1"/>
@@ -761,7 +914,7 @@
       </w:r>
       <w:r>
         <w:rPr>
-          <w:rFonts w:ascii="Arial" w:hAnsi="Arial" w:cs="Arial"/>
+          <w:rFonts w:ascii="Helvetica" w:hAnsi="Helvetica" w:cs="Helvetica"/>
           <w:shd w:val="clear" w:color="auto" w:fill="FFFFFF"/>
         </w:rPr>
         <w:t> dropdown menu.</w:t>
@@ -867,7 +1020,7 @@
       </w:pPr>
       <w:r>
         <w:rPr>
-          <w:rFonts w:ascii="Arial" w:hAnsi="Arial" w:cs="Arial"/>
+          <w:rFonts w:ascii="Helvetica" w:hAnsi="Helvetica" w:cs="Helvetica"/>
           <w:b/>
           <w:bCs/>
           <w:bdr w:val="none" w:sz="0" w:space="0" w:color="auto" w:frame="1"/>
@@ -877,20 +1030,20 @@
       </w:r>
       <w:r>
         <w:rPr>
-          <w:rFonts w:ascii="Arial" w:hAnsi="Arial" w:cs="Arial"/>
+          <w:rFonts w:ascii="Helvetica" w:hAnsi="Helvetica" w:cs="Helvetica"/>
         </w:rPr>
         <w:br/>
       </w:r>
       <w:r>
         <w:rPr>
-          <w:rFonts w:ascii="Arial" w:hAnsi="Arial" w:cs="Arial"/>
+          <w:rFonts w:ascii="Helvetica" w:hAnsi="Helvetica" w:cs="Helvetica"/>
           <w:shd w:val="clear" w:color="auto" w:fill="FFFFFF"/>
         </w:rPr>
         <w:t>Click the </w:t>
       </w:r>
       <w:r>
         <w:rPr>
-          <w:rFonts w:ascii="Arial" w:hAnsi="Arial" w:cs="Arial"/>
+          <w:rFonts w:ascii="Helvetica" w:hAnsi="Helvetica" w:cs="Helvetica"/>
           <w:b/>
           <w:bCs/>
           <w:bdr w:val="none" w:sz="0" w:space="0" w:color="auto" w:frame="1"/>
@@ -900,14 +1053,14 @@
       </w:r>
       <w:r>
         <w:rPr>
-          <w:rFonts w:ascii="Arial" w:hAnsi="Arial" w:cs="Arial"/>
+          <w:rFonts w:ascii="Helvetica" w:hAnsi="Helvetica" w:cs="Helvetica"/>
           <w:shd w:val="clear" w:color="auto" w:fill="FFFFFF"/>
         </w:rPr>
         <w:t> dropdown menu. Select </w:t>
       </w:r>
       <w:r>
         <w:rPr>
-          <w:rFonts w:ascii="Arial" w:hAnsi="Arial" w:cs="Arial"/>
+          <w:rFonts w:ascii="Helvetica" w:hAnsi="Helvetica" w:cs="Helvetica"/>
           <w:b/>
           <w:bCs/>
           <w:bdr w:val="none" w:sz="0" w:space="0" w:color="auto" w:frame="1"/>
@@ -917,28 +1070,28 @@
       </w:r>
       <w:r>
         <w:rPr>
-          <w:rFonts w:ascii="Arial" w:hAnsi="Arial" w:cs="Arial"/>
+          <w:rFonts w:ascii="Helvetica" w:hAnsi="Helvetica" w:cs="Helvetica"/>
           <w:shd w:val="clear" w:color="auto" w:fill="FFFFFF"/>
         </w:rPr>
         <w:t xml:space="preserve">. Now select </w:t>
       </w:r>
       <w:r>
         <w:rPr>
-          <w:rFonts w:ascii="Arial" w:hAnsi="Arial" w:cs="Arial"/>
+          <w:rFonts w:ascii="Helvetica" w:hAnsi="Helvetica" w:cs="Helvetica"/>
           <w:shd w:val="clear" w:color="auto" w:fill="FFFFFF"/>
         </w:rPr>
         <w:t>GPU</w:t>
       </w:r>
       <w:r>
         <w:rPr>
-          <w:rFonts w:ascii="Arial" w:hAnsi="Arial" w:cs="Arial"/>
+          <w:rFonts w:ascii="Helvetica" w:hAnsi="Helvetica" w:cs="Helvetica"/>
           <w:shd w:val="clear" w:color="auto" w:fill="FFFFFF"/>
         </w:rPr>
         <w:t xml:space="preserve"> in the </w:t>
       </w:r>
       <w:r>
         <w:rPr>
-          <w:rFonts w:ascii="Arial" w:hAnsi="Arial" w:cs="Arial"/>
+          <w:rFonts w:ascii="Helvetica" w:hAnsi="Helvetica" w:cs="Helvetica"/>
           <w:b/>
           <w:bCs/>
           <w:bdr w:val="none" w:sz="0" w:space="0" w:color="auto" w:frame="1"/>
@@ -948,7 +1101,7 @@
       </w:r>
       <w:r>
         <w:rPr>
-          <w:rFonts w:ascii="Arial" w:hAnsi="Arial" w:cs="Arial"/>
+          <w:rFonts w:ascii="Helvetica" w:hAnsi="Helvetica" w:cs="Helvetica"/>
           <w:shd w:val="clear" w:color="auto" w:fill="FFFFFF"/>
         </w:rPr>
         <w:t> dropdown menu.</w:t>
@@ -1009,7 +1162,7 @@
       </w:pPr>
       <w:r>
         <w:rPr>
-          <w:rFonts w:ascii="Arial" w:hAnsi="Arial" w:cs="Arial"/>
+          <w:rFonts w:ascii="Helvetica" w:hAnsi="Helvetica" w:cs="Helvetica"/>
           <w:b/>
           <w:bCs/>
           <w:bdr w:val="none" w:sz="0" w:space="0" w:color="auto" w:frame="1"/>
@@ -1198,32 +1351,35 @@
     <w:p>
       <w:pPr>
         <w:rPr>
-          <w:rFonts w:ascii="Arial" w:hAnsi="Arial" w:cs="Arial"/>
+          <w:rFonts w:ascii="Helvetica" w:hAnsi="Helvetica" w:cs="Helvetica"/>
           <w:shd w:val="clear" w:color="auto" w:fill="FFFFFF"/>
         </w:rPr>
       </w:pPr>
       <w:r>
         <w:rPr>
-          <w:rFonts w:ascii="Arial" w:hAnsi="Arial" w:cs="Arial"/>
+          <w:rFonts w:ascii="Helvetica" w:hAnsi="Helvetica" w:cs="Helvetica"/>
           <w:shd w:val="clear" w:color="auto" w:fill="FFFFFF"/>
         </w:rPr>
         <w:t>If gpu is connected it will output following</w:t>
       </w:r>
       <w:r>
         <w:rPr>
-          <w:rFonts w:ascii="Arial" w:hAnsi="Arial" w:cs="Arial"/>
+          <w:rFonts w:ascii="Helvetica" w:hAnsi="Helvetica" w:cs="Helvetica"/>
           <w:shd w:val="clear" w:color="auto" w:fill="FFFFFF"/>
         </w:rPr>
         <w:t>:</w:t>
       </w:r>
       <w:r>
+        <w:rPr>
+          <w:rFonts w:ascii="Helvetica" w:hAnsi="Helvetica" w:cs="Helvetica"/>
+        </w:rPr>
         <w:t xml:space="preserve"> </w:t>
       </w:r>
     </w:p>
     <w:p>
       <w:pPr>
         <w:rPr>
-          <w:rFonts w:ascii="Arial" w:hAnsi="Arial" w:cs="Arial"/>
+          <w:rFonts w:ascii="Helvetica" w:hAnsi="Helvetica" w:cs="Helvetica"/>
           <w:shd w:val="clear" w:color="auto" w:fill="FFFFFF"/>
         </w:rPr>
       </w:pPr>
@@ -1235,14 +1391,14 @@
         <w:spacing w:after="150"/>
         <w:textAlignment w:val="baseline"/>
         <w:rPr>
-          <w:rFonts w:ascii="Consolas" w:eastAsia="宋体" w:hAnsi="Consolas" w:cs="宋体" w:hint="eastAsia"/>
+          <w:rFonts w:ascii="Helvetica" w:eastAsia="宋体" w:hAnsi="Helvetica" w:cs="Helvetica"/>
           <w:sz w:val="23"/>
           <w:szCs w:val="23"/>
         </w:rPr>
       </w:pPr>
       <w:r>
         <w:rPr>
-          <w:rFonts w:ascii="Consolas" w:eastAsia="宋体" w:hAnsi="Consolas" w:cs="宋体"/>
+          <w:rFonts w:ascii="Helvetica" w:eastAsia="宋体" w:hAnsi="Helvetica" w:cs="Helvetica"/>
           <w:sz w:val="23"/>
           <w:szCs w:val="23"/>
         </w:rPr>
@@ -1251,7 +1407,7 @@
       <w:proofErr w:type="gramStart"/>
       <w:r>
         <w:rPr>
-          <w:rFonts w:ascii="Consolas" w:eastAsia="宋体" w:hAnsi="Consolas" w:cs="宋体"/>
+          <w:rFonts w:ascii="Helvetica" w:eastAsia="宋体" w:hAnsi="Helvetica" w:cs="Helvetica"/>
           <w:sz w:val="23"/>
           <w:szCs w:val="23"/>
         </w:rPr>
@@ -1260,7 +1416,7 @@
       <w:proofErr w:type="gramEnd"/>
       <w:r>
         <w:rPr>
-          <w:rFonts w:ascii="Consolas" w:eastAsia="宋体" w:hAnsi="Consolas" w:cs="宋体"/>
+          <w:rFonts w:ascii="Helvetica" w:eastAsia="宋体" w:hAnsi="Helvetica" w:cs="Helvetica"/>
           <w:sz w:val="23"/>
           <w:szCs w:val="23"/>
         </w:rPr>
@@ -1270,20 +1426,20 @@
     <w:p>
       <w:pPr>
         <w:rPr>
-          <w:rFonts w:ascii="Arial" w:hAnsi="Arial" w:cs="Arial"/>
+          <w:rFonts w:ascii="Helvetica" w:hAnsi="Helvetica" w:cs="Helvetica"/>
           <w:shd w:val="clear" w:color="auto" w:fill="FFFFFF"/>
         </w:rPr>
       </w:pPr>
       <w:r>
         <w:rPr>
-          <w:rFonts w:ascii="Arial" w:hAnsi="Arial" w:cs="Arial"/>
+          <w:rFonts w:ascii="Helvetica" w:hAnsi="Helvetica" w:cs="Helvetica"/>
           <w:shd w:val="clear" w:color="auto" w:fill="FFFFFF"/>
         </w:rPr>
         <w:t>Otherwise, it will output following</w:t>
       </w:r>
       <w:r>
         <w:rPr>
-          <w:rFonts w:ascii="Arial" w:hAnsi="Arial" w:cs="Arial"/>
+          <w:rFonts w:ascii="Helvetica" w:hAnsi="Helvetica" w:cs="Helvetica"/>
           <w:shd w:val="clear" w:color="auto" w:fill="FFFFFF"/>
         </w:rPr>
         <w:t>:</w:t>
@@ -1315,7 +1471,7 @@
         <w:jc w:val="left"/>
         <w:textAlignment w:val="baseline"/>
         <w:rPr>
-          <w:rFonts w:ascii="Consolas" w:eastAsia="宋体" w:hAnsi="Consolas" w:cs="宋体"/>
+          <w:rFonts w:ascii="Helvetica" w:eastAsia="宋体" w:hAnsi="Helvetica" w:cs="Helvetica"/>
           <w:noProof w:val="0"/>
           <w:kern w:val="0"/>
           <w:sz w:val="23"/>
@@ -1324,7 +1480,7 @@
       </w:pPr>
       <w:r>
         <w:rPr>
-          <w:rFonts w:ascii="Consolas" w:eastAsia="宋体" w:hAnsi="Consolas" w:cs="宋体"/>
+          <w:rFonts w:ascii="Helvetica" w:eastAsia="宋体" w:hAnsi="Helvetica" w:cs="Helvetica"/>
           <w:noProof w:val="0"/>
           <w:kern w:val="0"/>
           <w:sz w:val="23"/>
@@ -1336,7 +1492,7 @@
     <w:p>
       <w:pPr>
         <w:rPr>
-          <w:rFonts w:ascii="Helvetica" w:hAnsi="Helvetica" w:cs="Helvetica" w:hint="eastAsia"/>
+          <w:rFonts w:ascii="Helvetica" w:hAnsi="Helvetica" w:cs="Helvetica"/>
         </w:rPr>
       </w:pPr>
       <w:r>
@@ -1347,10 +1503,16 @@
       </w:r>
     </w:p>
     <w:p>
+      <w:pPr>
+        <w:rPr>
+          <w:rFonts w:ascii="Helvetica" w:hAnsi="Helvetica" w:cs="Helvetica"/>
+        </w:rPr>
+      </w:pPr>
       <w:hyperlink r:id="rId14" w:history="1">
         <w:r>
           <w:rPr>
             <w:rStyle w:val="Hyperlink"/>
+            <w:rFonts w:ascii="Helvetica" w:hAnsi="Helvetica" w:cs="Helvetica"/>
           </w:rPr>
           <w:t>https://www.youtube.com/watch?v=inN8seMm7UI</w:t>
         </w:r>
@@ -1359,40 +1521,80 @@
     <w:p>
       <w:pPr>
         <w:rPr>
-          <w:rFonts w:hint="eastAsia"/>
+          <w:rFonts w:ascii="Helvetica" w:hAnsi="Helvetica" w:cs="Helvetica"/>
         </w:rPr>
       </w:pPr>
     </w:p>
     <w:p>
+      <w:pPr>
+        <w:rPr>
+          <w:rFonts w:ascii="Helvetica" w:hAnsi="Helvetica" w:cs="Helvetica"/>
+        </w:rPr>
+      </w:pPr>
       <w:r>
         <w:rPr>
-          <w:rFonts w:ascii="Arial" w:hAnsi="Arial" w:cs="Arial"/>
+          <w:rFonts w:ascii="Helvetica" w:hAnsi="Helvetica" w:cs="Helvetica"/>
           <w:shd w:val="clear" w:color="auto" w:fill="FFFFFF"/>
         </w:rPr>
         <w:t>It is a good idea to make sure your environment was installed successfully and is working as expected.</w:t>
       </w:r>
       <w:r>
+        <w:rPr>
+          <w:rFonts w:ascii="Helvetica" w:hAnsi="Helvetica" w:cs="Helvetica"/>
+        </w:rPr>
         <w:t xml:space="preserve"> </w:t>
       </w:r>
     </w:p>
     <w:p>
       <w:pPr>
         <w:rPr>
-          <w:rFonts w:ascii="Arial" w:hAnsi="Arial" w:cs="Arial"/>
+          <w:rFonts w:ascii="Helvetica" w:hAnsi="Helvetica" w:cs="Helvetica"/>
           <w:shd w:val="clear" w:color="auto" w:fill="FFFFFF"/>
         </w:rPr>
       </w:pPr>
       <w:r>
         <w:rPr>
-          <w:rFonts w:ascii="Arial" w:hAnsi="Arial" w:cs="Arial"/>
+          <w:rFonts w:ascii="Helvetica" w:hAnsi="Helvetica" w:cs="Helvetica"/>
           <w:shd w:val="clear" w:color="auto" w:fill="FFFFFF"/>
         </w:rPr>
-        <w:t>The script below will help you test out your environment. It imports each library required in this tutorial and prints the version.</w:t>
+        <w:t xml:space="preserve">The script below will help you test out your </w:t>
+      </w:r>
+      <w:bookmarkStart w:id="1" w:name="_Hlk48655417"/>
+      <w:bookmarkStart w:id="2" w:name="_GoBack"/>
+      <w:r>
+        <w:rPr>
+          <w:rFonts w:ascii="Helvetica" w:hAnsi="Helvetica" w:cs="Helvetica"/>
+          <w:shd w:val="clear" w:color="auto" w:fill="FFFFFF"/>
+        </w:rPr>
+        <w:t>environment</w:t>
+      </w:r>
+      <w:bookmarkEnd w:id="1"/>
+      <w:bookmarkEnd w:id="2"/>
+      <w:r>
+        <w:rPr>
+          <w:rFonts w:ascii="Helvetica" w:hAnsi="Helvetica" w:cs="Helvetica"/>
+          <w:shd w:val="clear" w:color="auto" w:fill="FFFFFF"/>
+        </w:rPr>
+        <w:t>. It imports each library required in this tutorial and prints the version.</w:t>
       </w:r>
     </w:p>
-    <w:p/>
     <w:p>
+      <w:pPr>
+        <w:rPr>
+          <w:rFonts w:ascii="Helvetica" w:hAnsi="Helvetica" w:cs="Helvetica"/>
+        </w:rPr>
+      </w:pPr>
+    </w:p>
+    <w:p>
+      <w:pPr>
+        <w:rPr>
+          <w:rFonts w:ascii="Helvetica" w:hAnsi="Helvetica" w:cs="Helvetica"/>
+        </w:rPr>
+      </w:pPr>
       <w:r>
+        <w:rPr>
+          <w:rFonts w:ascii="Helvetica" w:hAnsi="Helvetica" w:cs="Helvetica"/>
+        </w:rPr>
         <w:lastRenderedPageBreak/>
         <mc:AlternateContent>
           <mc:Choice Requires="wps">
@@ -6552,16 +6754,16 @@
     <w:p>
       <w:pPr>
         <w:pStyle w:val="Heading1"/>
+        <w:rPr>
+          <w:rFonts w:ascii="Helvetica" w:hAnsi="Helvetica" w:cs="Helvetica"/>
+        </w:rPr>
       </w:pPr>
       <w:r>
         <w:rPr>
-          <w:rFonts w:hint="eastAsia"/>
+          <w:rFonts w:ascii="Helvetica" w:hAnsi="Helvetica" w:cs="Helvetica"/>
         </w:rPr>
         <w:lastRenderedPageBreak/>
-        <w:t>K</w:t>
-      </w:r>
-      <w:r>
-        <w:t>nowing your dataset</w:t>
+        <w:t>Knowing your dataset</w:t>
       </w:r>
     </w:p>
     <w:p>
@@ -6751,7 +6953,7 @@
         <w:spacing w:line="285" w:lineRule="atLeast"/>
         <w:jc w:val="left"/>
         <w:rPr>
-          <w:rFonts w:ascii="Courier New" w:eastAsia="宋体" w:hAnsi="Courier New" w:cs="Courier New" w:hint="eastAsia"/>
+          <w:rFonts w:ascii="Helvetica" w:eastAsia="宋体" w:hAnsi="Helvetica" w:cs="Helvetica"/>
           <w:noProof w:val="0"/>
           <w:color w:val="000000"/>
           <w:kern w:val="0"/>
@@ -6762,8 +6964,14 @@
     <w:p>
       <w:pPr>
         <w:pStyle w:val="Heading1"/>
+        <w:rPr>
+          <w:rFonts w:ascii="Helvetica" w:hAnsi="Helvetica" w:cs="Helvetica"/>
+        </w:rPr>
       </w:pPr>
       <w:r>
+        <w:rPr>
+          <w:rFonts w:ascii="Helvetica" w:hAnsi="Helvetica" w:cs="Helvetica"/>
+        </w:rPr>
         <mc:AlternateContent>
           <mc:Choice Requires="wps">
             <w:drawing>
@@ -8215,6 +8423,9 @@
         </mc:AlternateContent>
       </w:r>
       <w:r>
+        <w:rPr>
+          <w:rFonts w:ascii="Helvetica" w:hAnsi="Helvetica" w:cs="Helvetica"/>
+        </w:rPr>
         <w:t>Visualizing your data</w:t>
       </w:r>
     </w:p>
@@ -8297,6 +8508,9 @@
         </w:rPr>
       </w:pPr>
       <w:r>
+        <w:rPr>
+          <w:rFonts w:ascii="Helvetica" w:hAnsi="Helvetica" w:cs="Helvetica"/>
+        </w:rPr>
         <w:lastRenderedPageBreak/>
         <mc:AlternateContent>
           <mc:Choice Requires="wps">
@@ -10101,8 +10315,14 @@
     <w:p>
       <w:pPr>
         <w:pStyle w:val="Heading1"/>
+        <w:rPr>
+          <w:rFonts w:ascii="Helvetica" w:hAnsi="Helvetica" w:cs="Helvetica"/>
+        </w:rPr>
       </w:pPr>
       <w:r>
+        <w:rPr>
+          <w:rFonts w:ascii="Helvetica" w:hAnsi="Helvetica" w:cs="Helvetica"/>
+        </w:rPr>
         <w:t>Playing with Algorithms</w:t>
       </w:r>
     </w:p>
@@ -10261,7 +10481,7 @@
     <w:p>
       <w:pPr>
         <w:rPr>
-          <w:rFonts w:hint="eastAsia"/>
+          <w:rFonts w:ascii="Helvetica" w:hAnsi="Helvetica" w:cs="Helvetica"/>
         </w:rPr>
       </w:pPr>
     </w:p>
@@ -10272,7 +10492,7 @@
         <w:spacing w:line="285" w:lineRule="atLeast"/>
         <w:jc w:val="left"/>
         <w:rPr>
-          <w:rFonts w:ascii="Courier New" w:eastAsia="宋体" w:hAnsi="Courier New" w:cs="Courier New"/>
+          <w:rFonts w:ascii="Helvetica" w:eastAsia="宋体" w:hAnsi="Helvetica" w:cs="Helvetica"/>
           <w:noProof w:val="0"/>
           <w:color w:val="000000"/>
           <w:kern w:val="0"/>
@@ -10280,6 +10500,9 @@
         </w:rPr>
       </w:pPr>
       <w:r>
+        <w:rPr>
+          <w:rFonts w:ascii="Helvetica" w:hAnsi="Helvetica" w:cs="Helvetica"/>
+        </w:rPr>
         <w:lastRenderedPageBreak/>
         <mc:AlternateContent>
           <mc:Choice Requires="wps">
@@ -15201,7 +15424,7 @@
       </w:r>
       <w:r>
         <w:rPr>
-          <w:rFonts w:ascii="Courier New" w:eastAsia="宋体" w:hAnsi="Courier New" w:cs="Courier New"/>
+          <w:rFonts w:ascii="Helvetica" w:eastAsia="宋体" w:hAnsi="Helvetica" w:cs="Helvetica"/>
           <w:noProof w:val="0"/>
           <w:color w:val="008000"/>
           <w:kern w:val="0"/>
@@ -15217,7 +15440,7 @@
         <w:spacing w:before="0" w:after="120" w:line="360" w:lineRule="atLeast"/>
         <w:textAlignment w:val="baseline"/>
         <w:rPr>
-          <w:rFonts w:ascii="Helvetica" w:hAnsi="Helvetica" w:cs="Helvetica" w:hint="eastAsia"/>
+          <w:rFonts w:ascii="Helvetica" w:hAnsi="Helvetica" w:cs="Helvetica"/>
           <w:noProof w:val="0"/>
           <w:color w:val="222222"/>
         </w:rPr>
@@ -15231,6 +15454,9 @@
         <w:t>Make Predictions</w:t>
       </w:r>
       <w:r>
+        <w:rPr>
+          <w:rFonts w:ascii="Helvetica" w:hAnsi="Helvetica" w:cs="Helvetica"/>
+        </w:rPr>
         <mc:AlternateContent>
           <mc:Choice Requires="wps">
             <w:drawing>

--- a/Tutorial 1 Getting started with Iris.docx
+++ b/Tutorial 1 Getting started with Iris.docx
@@ -88,46 +88,14 @@
           <w:color w:val="212121"/>
           <w:shd w:val="clear" w:color="auto" w:fill="FFFFFF"/>
         </w:rPr>
-        <w:t xml:space="preserve">shows how to </w:t>
-      </w:r>
-      <w:r>
-        <w:rPr>
-          <w:rFonts w:ascii="Helvetica" w:hAnsi="Helvetica" w:cs="Helvetica"/>
-          <w:color w:val="212121"/>
-          <w:shd w:val="clear" w:color="auto" w:fill="FFFFFF"/>
-        </w:rPr>
-        <w:t>setup and use Colab with google account</w:t>
-      </w:r>
-      <w:r>
-        <w:rPr>
-          <w:rFonts w:ascii="Helvetica" w:hAnsi="Helvetica" w:cs="Helvetica"/>
-          <w:color w:val="212121"/>
-          <w:shd w:val="clear" w:color="auto" w:fill="FFFFFF"/>
-        </w:rPr>
-        <w:t xml:space="preserve"> with SciKit-Learn</w:t>
-      </w:r>
-      <w:r>
-        <w:rPr>
-          <w:rFonts w:ascii="Helvetica" w:hAnsi="Helvetica" w:cs="Helvetica"/>
-          <w:color w:val="212121"/>
-          <w:shd w:val="clear" w:color="auto" w:fill="FFFFFF"/>
-        </w:rPr>
-        <w:t xml:space="preserve"> via the Iris dataset</w:t>
-      </w:r>
-      <w:r>
-        <w:rPr>
-          <w:rFonts w:ascii="Helvetica" w:hAnsi="Helvetica" w:cs="Helvetica"/>
-          <w:color w:val="212121"/>
-          <w:shd w:val="clear" w:color="auto" w:fill="FFFFFF"/>
-        </w:rPr>
-        <w:t>.</w:t>
+        <w:t>shows how to setup and use Colab with google account with SciKit-Learn via the Iris dataset.</w:t>
       </w:r>
     </w:p>
     <w:p>
       <w:pPr>
         <w:pStyle w:val="Heading1"/>
         <w:rPr>
-          <w:rFonts w:ascii="Helvetica" w:hAnsi="Helvetica" w:cs="Helvetica" w:hint="eastAsia"/>
+          <w:rFonts w:ascii="Helvetica" w:hAnsi="Helvetica" w:cs="Helvetica"/>
         </w:rPr>
       </w:pPr>
       <w:r>
@@ -159,47 +127,7 @@
           <w:kern w:val="0"/>
           <w:szCs w:val="21"/>
         </w:rPr>
-        <w:t xml:space="preserve">To sign up for </w:t>
-      </w:r>
-      <w:r>
-        <w:rPr>
-          <w:rFonts w:ascii="Helvetica" w:eastAsia="宋体" w:hAnsi="Helvetica" w:cs="Helvetica"/>
-          <w:noProof w:val="0"/>
-          <w:color w:val="3C4043"/>
-          <w:kern w:val="0"/>
-          <w:szCs w:val="21"/>
-        </w:rPr>
-        <w:t>Colab</w:t>
-      </w:r>
-      <w:r>
-        <w:rPr>
-          <w:rFonts w:ascii="Helvetica" w:eastAsia="宋体" w:hAnsi="Helvetica" w:cs="Helvetica"/>
-          <w:noProof w:val="0"/>
-          <w:color w:val="3C4043"/>
-          <w:kern w:val="0"/>
-          <w:szCs w:val="21"/>
-        </w:rPr>
-        <w:t xml:space="preserve">, create a Google Account. You can use the username and password to sign in to </w:t>
-      </w:r>
-      <w:r>
-        <w:rPr>
-          <w:rFonts w:ascii="Helvetica" w:eastAsia="宋体" w:hAnsi="Helvetica" w:cs="Helvetica"/>
-          <w:noProof w:val="0"/>
-          <w:color w:val="3C4043"/>
-          <w:kern w:val="0"/>
-          <w:szCs w:val="21"/>
-        </w:rPr>
-        <w:t xml:space="preserve">Colab </w:t>
-      </w:r>
-      <w:r>
-        <w:rPr>
-          <w:rFonts w:ascii="Helvetica" w:eastAsia="宋体" w:hAnsi="Helvetica" w:cs="Helvetica"/>
-          <w:noProof w:val="0"/>
-          <w:color w:val="3C4043"/>
-          <w:kern w:val="0"/>
-          <w:szCs w:val="21"/>
-        </w:rPr>
-        <w:t>and other Google products like Google Drive.</w:t>
+        <w:t>To sign up for Colab, create a Google Account. You can use the username and password to sign in to Colab and other Google products like Google Drive.</w:t>
       </w:r>
     </w:p>
     <w:p>
@@ -312,27 +240,7 @@
           <w:kern w:val="0"/>
           <w:szCs w:val="21"/>
         </w:rPr>
-        <w:t xml:space="preserve">Use the account you created to sign in to </w:t>
-      </w:r>
-      <w:r>
-        <w:rPr>
-          <w:rFonts w:ascii="Helvetica" w:eastAsia="宋体" w:hAnsi="Helvetica" w:cs="Helvetica"/>
-          <w:noProof w:val="0"/>
-          <w:color w:val="3C4043"/>
-          <w:kern w:val="0"/>
-          <w:szCs w:val="21"/>
-        </w:rPr>
-        <w:t>Colab</w:t>
-      </w:r>
-      <w:r>
-        <w:rPr>
-          <w:rFonts w:ascii="Helvetica" w:eastAsia="宋体" w:hAnsi="Helvetica" w:cs="Helvetica"/>
-          <w:noProof w:val="0"/>
-          <w:color w:val="3C4043"/>
-          <w:kern w:val="0"/>
-          <w:szCs w:val="21"/>
-        </w:rPr>
-        <w:t>.</w:t>
+        <w:t>Use the account you created to sign in to Colab.</w:t>
       </w:r>
     </w:p>
     <w:p>
@@ -534,31 +442,14 @@
           <w:bdr w:val="none" w:sz="0" w:space="0" w:color="auto" w:frame="1"/>
           <w:shd w:val="clear" w:color="auto" w:fill="FFFFFF"/>
         </w:rPr>
-        <w:t>C</w:t>
-      </w:r>
-      <w:r>
-        <w:rPr>
-          <w:rFonts w:ascii="Helvetica" w:hAnsi="Helvetica" w:cs="Helvetica"/>
-          <w:i/>
-          <w:iCs/>
-          <w:bdr w:val="none" w:sz="0" w:space="0" w:color="auto" w:frame="1"/>
-          <w:shd w:val="clear" w:color="auto" w:fill="FFFFFF"/>
-        </w:rPr>
-        <w:t>reate a new Jupyter notebook</w:t>
+        <w:t>Create a new Jupyter notebook</w:t>
       </w:r>
       <w:r>
         <w:rPr>
           <w:rFonts w:ascii="Helvetica" w:hAnsi="Helvetica" w:cs="Helvetica"/>
           <w:shd w:val="clear" w:color="auto" w:fill="FFFFFF"/>
         </w:rPr>
-        <w:t> by clicking New Notebook at the bottom right corner</w:t>
-      </w:r>
-      <w:r>
-        <w:rPr>
-          <w:rFonts w:ascii="Helvetica" w:hAnsi="Helvetica" w:cs="Helvetica"/>
-          <w:shd w:val="clear" w:color="auto" w:fill="FFFFFF"/>
-        </w:rPr>
-        <w:t xml:space="preserve"> or from the top tabs for other sources.</w:t>
+        <w:t> by clicking New Notebook at the bottom right corner or from the top tabs for other sources.</w:t>
       </w:r>
     </w:p>
     <w:p>
@@ -573,10 +464,10 @@
         </w:rPr>
         <w:lastRenderedPageBreak/>
         <w:drawing>
-          <wp:inline distT="0" distB="0" distL="0" distR="0">
-            <wp:extent cx="5274310" cy="3463645"/>
-            <wp:effectExtent l="0" t="0" r="2540" b="3810"/>
-            <wp:docPr id="1" name="Picture 1" descr="https://media.geeksforgeeks.org/wp-content/uploads/20190430115728/Screenshot-3912.png"/>
+          <wp:inline distT="0" distB="0" distL="0" distR="0" wp14:anchorId="41515E61" wp14:editId="55F16102">
+            <wp:extent cx="5274310" cy="3597910"/>
+            <wp:effectExtent l="0" t="0" r="2540" b="2540"/>
+            <wp:docPr id="10" name="Picture 10"/>
             <wp:cNvGraphicFramePr>
               <a:graphicFrameLocks xmlns:a="http://schemas.openxmlformats.org/drawingml/2006/main" noChangeAspect="1"/>
             </wp:cNvGraphicFramePr>
@@ -584,36 +475,23 @@
               <a:graphicData uri="http://schemas.openxmlformats.org/drawingml/2006/picture">
                 <pic:pic xmlns:pic="http://schemas.openxmlformats.org/drawingml/2006/picture">
                   <pic:nvPicPr>
-                    <pic:cNvPr id="0" name="Picture 1" descr="https://media.geeksforgeeks.org/wp-content/uploads/20190430115728/Screenshot-3912.png"/>
-                    <pic:cNvPicPr>
-                      <a:picLocks noChangeAspect="1" noChangeArrowheads="1"/>
-                    </pic:cNvPicPr>
+                    <pic:cNvPr id="1" name=""/>
+                    <pic:cNvPicPr/>
                   </pic:nvPicPr>
                   <pic:blipFill>
-                    <a:blip r:embed="rId10" cstate="print">
-                      <a:extLst>
-                        <a:ext uri="{28A0092B-C50C-407E-A947-70E740481C1C}">
-                          <a14:useLocalDpi xmlns:a14="http://schemas.microsoft.com/office/drawing/2010/main" val="0"/>
-                        </a:ext>
-                      </a:extLst>
-                    </a:blip>
-                    <a:srcRect/>
+                    <a:blip r:embed="rId10"/>
                     <a:stretch>
                       <a:fillRect/>
                     </a:stretch>
                   </pic:blipFill>
-                  <pic:spPr bwMode="auto">
+                  <pic:spPr>
                     <a:xfrm>
                       <a:off x="0" y="0"/>
-                      <a:ext cx="5274310" cy="3463645"/>
+                      <a:ext cx="5274310" cy="3597910"/>
                     </a:xfrm>
                     <a:prstGeom prst="rect">
                       <a:avLst/>
                     </a:prstGeom>
-                    <a:noFill/>
-                    <a:ln>
-                      <a:noFill/>
-                    </a:ln>
                   </pic:spPr>
                 </pic:pic>
               </a:graphicData>
@@ -633,6 +511,7 @@
       <w:pPr>
         <w:rPr>
           <w:rFonts w:ascii="Helvetica" w:hAnsi="Helvetica" w:cs="Helvetica"/>
+          <w:shd w:val="clear" w:color="auto" w:fill="FFFFFF"/>
         </w:rPr>
       </w:pPr>
       <w:r>
@@ -675,101 +554,39 @@
           <w:rFonts w:ascii="Helvetica" w:hAnsi="Helvetica" w:cs="Helvetica"/>
           <w:shd w:val="clear" w:color="auto" w:fill="FFFFFF"/>
         </w:rPr>
-        <w:t xml:space="preserve">. Now as it is essentially a Jupyter notebook, all commands of Jupyter notebooks will work here. </w:t>
+        <w:t>. Now as it is essentially a Jupyter notebook, all commands of Jupyter notebooks will work here. If you haven’t use Jupyter notebooks before, you can refer the details in </w:t>
       </w:r>
-      <w:r>
-        <w:rPr>
-          <w:rFonts w:ascii="Helvetica" w:hAnsi="Helvetica" w:cs="Helvetica"/>
-          <w:shd w:val="clear" w:color="auto" w:fill="FFFFFF"/>
-        </w:rPr>
-        <w:t xml:space="preserve">If you haven’t use </w:t>
-      </w:r>
-      <w:r>
-        <w:rPr>
-          <w:rFonts w:ascii="Helvetica" w:hAnsi="Helvetica" w:cs="Helvetica"/>
-          <w:shd w:val="clear" w:color="auto" w:fill="FFFFFF"/>
-        </w:rPr>
-        <w:t>Jupyter notebooks</w:t>
-      </w:r>
-      <w:r>
-        <w:rPr>
-          <w:rFonts w:ascii="Helvetica" w:hAnsi="Helvetica" w:cs="Helvetica"/>
-          <w:shd w:val="clear" w:color="auto" w:fill="FFFFFF"/>
-        </w:rPr>
-        <w:t xml:space="preserve"> before</w:t>
-      </w:r>
-      <w:r>
-        <w:rPr>
-          <w:rFonts w:ascii="Helvetica" w:hAnsi="Helvetica" w:cs="Helvetica"/>
-          <w:shd w:val="clear" w:color="auto" w:fill="FFFFFF"/>
-        </w:rPr>
-        <w:t>, you can refer the details in </w:t>
-      </w:r>
-      <w:r>
-        <w:rPr>
-          <w:rFonts w:ascii="Helvetica" w:hAnsi="Helvetica" w:cs="Helvetica"/>
-        </w:rPr>
-        <w:fldChar w:fldCharType="begin"/>
-      </w:r>
-      <w:r>
-        <w:rPr>
-          <w:rFonts w:ascii="Helvetica" w:hAnsi="Helvetica" w:cs="Helvetica"/>
-        </w:rPr>
-        <w:instrText>HYPERLINK "https://www.geeksforgeeks.org/getting-started-with-jupyter-notebook-python/" \t "_blank"</w:instrText>
-      </w:r>
-      <w:r>
-        <w:rPr>
-          <w:rFonts w:ascii="Helvetica" w:hAnsi="Helvetica" w:cs="Helvetica"/>
-        </w:rPr>
-      </w:r>
-      <w:r>
-        <w:rPr>
-          <w:rFonts w:ascii="Helvetica" w:hAnsi="Helvetica" w:cs="Helvetica"/>
-        </w:rPr>
-        <w:fldChar w:fldCharType="separate"/>
-      </w:r>
-      <w:r>
-        <w:rPr>
-          <w:rStyle w:val="Hyperlink"/>
-          <w:rFonts w:ascii="Helvetica" w:hAnsi="Helvetica" w:cs="Helvetica"/>
-          <w:color w:val="EC4E20"/>
-          <w:bdr w:val="none" w:sz="0" w:space="0" w:color="auto" w:frame="1"/>
-          <w:shd w:val="clear" w:color="auto" w:fill="FFFFFF"/>
-        </w:rPr>
-        <w:t>Get</w:t>
-      </w:r>
-      <w:r>
-        <w:rPr>
-          <w:rStyle w:val="Hyperlink"/>
-          <w:rFonts w:ascii="Helvetica" w:hAnsi="Helvetica" w:cs="Helvetica"/>
-          <w:color w:val="EC4E20"/>
-          <w:bdr w:val="none" w:sz="0" w:space="0" w:color="auto" w:frame="1"/>
-          <w:shd w:val="clear" w:color="auto" w:fill="FFFFFF"/>
-        </w:rPr>
-        <w:t>t</w:t>
-      </w:r>
-      <w:r>
-        <w:rPr>
-          <w:rStyle w:val="Hyperlink"/>
-          <w:rFonts w:ascii="Helvetica" w:hAnsi="Helvetica" w:cs="Helvetica"/>
-          <w:color w:val="EC4E20"/>
-          <w:bdr w:val="none" w:sz="0" w:space="0" w:color="auto" w:frame="1"/>
-          <w:shd w:val="clear" w:color="auto" w:fill="FFFFFF"/>
-        </w:rPr>
-        <w:t>ing started with Jupyter Notebook</w:t>
-      </w:r>
-      <w:r>
-        <w:rPr>
-          <w:rFonts w:ascii="Helvetica" w:hAnsi="Helvetica" w:cs="Helvetica"/>
-        </w:rPr>
-        <w:fldChar w:fldCharType="end"/>
-      </w:r>
+      <w:hyperlink r:id="rId11" w:tgtFrame="_blank" w:history="1">
+        <w:r>
+          <w:rPr>
+            <w:rStyle w:val="Hyperlink"/>
+            <w:rFonts w:ascii="Helvetica" w:hAnsi="Helvetica" w:cs="Helvetica"/>
+            <w:color w:val="EC4E20"/>
+            <w:bdr w:val="none" w:sz="0" w:space="0" w:color="auto" w:frame="1"/>
+            <w:shd w:val="clear" w:color="auto" w:fill="FFFFFF"/>
+          </w:rPr>
+          <w:t>Getting started with Jupyter Notebook</w:t>
+        </w:r>
+      </w:hyperlink>
       <w:r>
         <w:rPr>
           <w:rFonts w:ascii="Helvetica" w:hAnsi="Helvetica" w:cs="Helvetica"/>
           <w:shd w:val="clear" w:color="auto" w:fill="FFFFFF"/>
         </w:rPr>
         <w:t>.</w:t>
+      </w:r>
+    </w:p>
+    <w:p>
+      <w:pPr>
+        <w:rPr>
+          <w:rFonts w:ascii="Helvetica" w:hAnsi="Helvetica" w:cs="Helvetica"/>
+        </w:rPr>
+      </w:pPr>
+      <w:r>
+        <w:rPr>
+          <w:rFonts w:ascii="Helvetica" w:hAnsi="Helvetica" w:cs="Helvetica"/>
+        </w:rPr>
+        <w:t>This is the line where you can change the file name.</w:t>
       </w:r>
     </w:p>
     <w:p>
@@ -800,7 +617,7 @@
                     </pic:cNvPicPr>
                   </pic:nvPicPr>
                   <pic:blipFill>
-                    <a:blip r:embed="rId11" cstate="print">
+                    <a:blip r:embed="rId12" cstate="print">
                       <a:extLst>
                         <a:ext uri="{28A0092B-C50C-407E-A947-70E740481C1C}">
                           <a14:useLocalDpi xmlns:a14="http://schemas.microsoft.com/office/drawing/2010/main" val="0"/>
@@ -836,6 +653,7 @@
       <w:pPr>
         <w:rPr>
           <w:rFonts w:ascii="Helvetica" w:hAnsi="Helvetica" w:cs="Helvetica"/>
+          <w:b/>
         </w:rPr>
       </w:pPr>
     </w:p>
@@ -900,7 +718,7 @@
           <w:rFonts w:ascii="Helvetica" w:hAnsi="Helvetica" w:cs="Helvetica"/>
           <w:shd w:val="clear" w:color="auto" w:fill="FFFFFF"/>
         </w:rPr>
-        <w:t>. Select python2 or 3 from </w:t>
+        <w:t>. Select </w:t>
       </w:r>
       <w:r>
         <w:rPr>
@@ -949,7 +767,7 @@
                     </pic:cNvPicPr>
                   </pic:nvPicPr>
                   <pic:blipFill>
-                    <a:blip r:embed="rId12">
+                    <a:blip r:embed="rId13">
                       <a:extLst>
                         <a:ext uri="{28A0092B-C50C-407E-A947-70E740481C1C}">
                           <a14:useLocalDpi xmlns:a14="http://schemas.microsoft.com/office/drawing/2010/main" val="0"/>
@@ -980,6 +798,13 @@
           </wp:inline>
         </w:drawing>
       </w:r>
+    </w:p>
+    <w:p>
+      <w:pPr>
+        <w:rPr>
+          <w:rFonts w:ascii="Helvetica" w:hAnsi="Helvetica" w:cs="Helvetica"/>
+        </w:rPr>
+      </w:pPr>
     </w:p>
     <w:p>
       <w:pPr>
@@ -1073,21 +898,7 @@
           <w:rFonts w:ascii="Helvetica" w:hAnsi="Helvetica" w:cs="Helvetica"/>
           <w:shd w:val="clear" w:color="auto" w:fill="FFFFFF"/>
         </w:rPr>
-        <w:t xml:space="preserve">. Now select </w:t>
-      </w:r>
-      <w:r>
-        <w:rPr>
-          <w:rFonts w:ascii="Helvetica" w:hAnsi="Helvetica" w:cs="Helvetica"/>
-          <w:shd w:val="clear" w:color="auto" w:fill="FFFFFF"/>
-        </w:rPr>
-        <w:t>GPU</w:t>
-      </w:r>
-      <w:r>
-        <w:rPr>
-          <w:rFonts w:ascii="Helvetica" w:hAnsi="Helvetica" w:cs="Helvetica"/>
-          <w:shd w:val="clear" w:color="auto" w:fill="FFFFFF"/>
-        </w:rPr>
-        <w:t xml:space="preserve"> in the </w:t>
+        <w:t>. Now select GPU in the </w:t>
       </w:r>
       <w:r>
         <w:rPr>
@@ -1133,7 +944,7 @@
                     <pic:cNvPicPr/>
                   </pic:nvPicPr>
                   <pic:blipFill>
-                    <a:blip r:embed="rId13"/>
+                    <a:blip r:embed="rId14"/>
                     <a:stretch>
                       <a:fillRect/>
                     </a:stretch>
@@ -1360,14 +1171,7 @@
           <w:rFonts w:ascii="Helvetica" w:hAnsi="Helvetica" w:cs="Helvetica"/>
           <w:shd w:val="clear" w:color="auto" w:fill="FFFFFF"/>
         </w:rPr>
-        <w:t>If gpu is connected it will output following</w:t>
-      </w:r>
-      <w:r>
-        <w:rPr>
-          <w:rFonts w:ascii="Helvetica" w:hAnsi="Helvetica" w:cs="Helvetica"/>
-          <w:shd w:val="clear" w:color="auto" w:fill="FFFFFF"/>
-        </w:rPr>
-        <w:t>:</w:t>
+        <w:t>If gpu is connected it will output following:</w:t>
       </w:r>
       <w:r>
         <w:rPr>
@@ -1435,14 +1239,7 @@
           <w:rFonts w:ascii="Helvetica" w:hAnsi="Helvetica" w:cs="Helvetica"/>
           <w:shd w:val="clear" w:color="auto" w:fill="FFFFFF"/>
         </w:rPr>
-        <w:t>Otherwise, it will output following</w:t>
-      </w:r>
-      <w:r>
-        <w:rPr>
-          <w:rFonts w:ascii="Helvetica" w:hAnsi="Helvetica" w:cs="Helvetica"/>
-          <w:shd w:val="clear" w:color="auto" w:fill="FFFFFF"/>
-        </w:rPr>
-        <w:t>:</w:t>
+        <w:t>Otherwise, it will output following:</w:t>
       </w:r>
     </w:p>
     <w:p>
@@ -1508,7 +1305,7 @@
           <w:rFonts w:ascii="Helvetica" w:hAnsi="Helvetica" w:cs="Helvetica"/>
         </w:rPr>
       </w:pPr>
-      <w:hyperlink r:id="rId14" w:history="1">
+      <w:hyperlink r:id="rId15" w:history="1">
         <w:r>
           <w:rPr>
             <w:rStyle w:val="Hyperlink"/>
@@ -1560,7 +1357,6 @@
         <w:t xml:space="preserve">The script below will help you test out your </w:t>
       </w:r>
       <w:bookmarkStart w:id="1" w:name="_Hlk48655417"/>
-      <w:bookmarkStart w:id="2" w:name="_GoBack"/>
       <w:r>
         <w:rPr>
           <w:rFonts w:ascii="Helvetica" w:hAnsi="Helvetica" w:cs="Helvetica"/>
@@ -1569,7 +1365,6 @@
         <w:t>environment</w:t>
       </w:r>
       <w:bookmarkEnd w:id="1"/>
-      <w:bookmarkEnd w:id="2"/>
       <w:r>
         <w:rPr>
           <w:rFonts w:ascii="Helvetica" w:hAnsi="Helvetica" w:cs="Helvetica"/>
@@ -3036,12 +2831,31 @@
                             </w:r>
                           </w:p>
                           <w:p/>
+                          <w:p/>
                           <w:p>
                             <w:pPr>
-                              <w:rPr>
-                                <w:rFonts w:hint="eastAsia"/>
+                              <w:widowControl/>
+                              <w:shd w:val="clear" w:color="auto" w:fill="FFFFFE"/>
+                              <w:spacing w:line="285" w:lineRule="atLeast"/>
+                              <w:jc w:val="left"/>
+                              <w:rPr>
+                                <w:rFonts w:ascii="Courier New" w:eastAsia="宋体" w:hAnsi="Courier New" w:cs="Courier New"/>
+                                <w:noProof w:val="0"/>
+                                <w:color w:val="000000"/>
+                                <w:kern w:val="0"/>
+                                <w:szCs w:val="21"/>
                               </w:rPr>
                             </w:pPr>
+                            <w:r>
+                              <w:rPr>
+                                <w:rFonts w:ascii="Courier New" w:eastAsia="宋体" w:hAnsi="Courier New" w:cs="Courier New"/>
+                                <w:noProof w:val="0"/>
+                                <w:color w:val="008000"/>
+                                <w:kern w:val="0"/>
+                                <w:szCs w:val="21"/>
+                              </w:rPr>
+                              <w:t># Load libraries</w:t>
+                            </w:r>
                           </w:p>
                           <w:p>
                             <w:pPr>
@@ -3061,11 +2875,41 @@
                               <w:rPr>
                                 <w:rFonts w:ascii="Courier New" w:eastAsia="宋体" w:hAnsi="Courier New" w:cs="Courier New"/>
                                 <w:noProof w:val="0"/>
-                                <w:color w:val="008000"/>
-                                <w:kern w:val="0"/>
-                                <w:szCs w:val="21"/>
-                              </w:rPr>
-                              <w:t># Load libraries</w:t>
+                                <w:color w:val="AF00DB"/>
+                                <w:kern w:val="0"/>
+                                <w:szCs w:val="21"/>
+                              </w:rPr>
+                              <w:t>from</w:t>
+                            </w:r>
+                            <w:r>
+                              <w:rPr>
+                                <w:rFonts w:ascii="Courier New" w:eastAsia="宋体" w:hAnsi="Courier New" w:cs="Courier New"/>
+                                <w:noProof w:val="0"/>
+                                <w:color w:val="000000"/>
+                                <w:kern w:val="0"/>
+                                <w:szCs w:val="21"/>
+                              </w:rPr>
+                              <w:t> pandas </w:t>
+                            </w:r>
+                            <w:r>
+                              <w:rPr>
+                                <w:rFonts w:ascii="Courier New" w:eastAsia="宋体" w:hAnsi="Courier New" w:cs="Courier New"/>
+                                <w:noProof w:val="0"/>
+                                <w:color w:val="AF00DB"/>
+                                <w:kern w:val="0"/>
+                                <w:szCs w:val="21"/>
+                              </w:rPr>
+                              <w:t>import</w:t>
+                            </w:r>
+                            <w:r>
+                              <w:rPr>
+                                <w:rFonts w:ascii="Courier New" w:eastAsia="宋体" w:hAnsi="Courier New" w:cs="Courier New"/>
+                                <w:noProof w:val="0"/>
+                                <w:color w:val="000000"/>
+                                <w:kern w:val="0"/>
+                                <w:szCs w:val="21"/>
+                              </w:rPr>
+                              <w:t> read_csv</w:t>
                             </w:r>
                           </w:p>
                           <w:p>
@@ -3100,7 +2944,29 @@
                                 <w:kern w:val="0"/>
                                 <w:szCs w:val="21"/>
                               </w:rPr>
-                              <w:t> pandas </w:t>
+                              <w:t> </w:t>
+                            </w:r>
+                            <w:proofErr w:type="gramStart"/>
+                            <w:r>
+                              <w:rPr>
+                                <w:rFonts w:ascii="Courier New" w:eastAsia="宋体" w:hAnsi="Courier New" w:cs="Courier New"/>
+                                <w:noProof w:val="0"/>
+                                <w:color w:val="000000"/>
+                                <w:kern w:val="0"/>
+                                <w:szCs w:val="21"/>
+                              </w:rPr>
+                              <w:t>pandas.plotting</w:t>
+                            </w:r>
+                            <w:proofErr w:type="gramEnd"/>
+                            <w:r>
+                              <w:rPr>
+                                <w:rFonts w:ascii="Courier New" w:eastAsia="宋体" w:hAnsi="Courier New" w:cs="Courier New"/>
+                                <w:noProof w:val="0"/>
+                                <w:color w:val="000000"/>
+                                <w:kern w:val="0"/>
+                                <w:szCs w:val="21"/>
+                              </w:rPr>
+                              <w:t> </w:t>
                             </w:r>
                             <w:r>
                               <w:rPr>
@@ -3120,7 +2986,7 @@
                                 <w:kern w:val="0"/>
                                 <w:szCs w:val="21"/>
                               </w:rPr>
-                              <w:t> read_csv</w:t>
+                              <w:t> scatter_matrix</w:t>
                             </w:r>
                           </w:p>
                           <w:p>
@@ -3155,29 +3021,7 @@
                                 <w:kern w:val="0"/>
                                 <w:szCs w:val="21"/>
                               </w:rPr>
-                              <w:t> </w:t>
-                            </w:r>
-                            <w:proofErr w:type="gramStart"/>
-                            <w:r>
-                              <w:rPr>
-                                <w:rFonts w:ascii="Courier New" w:eastAsia="宋体" w:hAnsi="Courier New" w:cs="Courier New"/>
-                                <w:noProof w:val="0"/>
-                                <w:color w:val="000000"/>
-                                <w:kern w:val="0"/>
-                                <w:szCs w:val="21"/>
-                              </w:rPr>
-                              <w:t>pandas.plotting</w:t>
-                            </w:r>
-                            <w:proofErr w:type="gramEnd"/>
-                            <w:r>
-                              <w:rPr>
-                                <w:rFonts w:ascii="Courier New" w:eastAsia="宋体" w:hAnsi="Courier New" w:cs="Courier New"/>
-                                <w:noProof w:val="0"/>
-                                <w:color w:val="000000"/>
-                                <w:kern w:val="0"/>
-                                <w:szCs w:val="21"/>
-                              </w:rPr>
-                              <w:t> </w:t>
+                              <w:t> matplotlib </w:t>
                             </w:r>
                             <w:r>
                               <w:rPr>
@@ -3197,7 +3041,7 @@
                                 <w:kern w:val="0"/>
                                 <w:szCs w:val="21"/>
                               </w:rPr>
-                              <w:t> scatter_matrix</w:t>
+                              <w:t> pyplot</w:t>
                             </w:r>
                           </w:p>
                           <w:p>
@@ -3232,7 +3076,29 @@
                                 <w:kern w:val="0"/>
                                 <w:szCs w:val="21"/>
                               </w:rPr>
-                              <w:t> matplotlib </w:t>
+                              <w:t> </w:t>
+                            </w:r>
+                            <w:proofErr w:type="gramStart"/>
+                            <w:r>
+                              <w:rPr>
+                                <w:rFonts w:ascii="Courier New" w:eastAsia="宋体" w:hAnsi="Courier New" w:cs="Courier New"/>
+                                <w:noProof w:val="0"/>
+                                <w:color w:val="000000"/>
+                                <w:kern w:val="0"/>
+                                <w:szCs w:val="21"/>
+                              </w:rPr>
+                              <w:t>sklearn.model</w:t>
+                            </w:r>
+                            <w:proofErr w:type="gramEnd"/>
+                            <w:r>
+                              <w:rPr>
+                                <w:rFonts w:ascii="Courier New" w:eastAsia="宋体" w:hAnsi="Courier New" w:cs="Courier New"/>
+                                <w:noProof w:val="0"/>
+                                <w:color w:val="000000"/>
+                                <w:kern w:val="0"/>
+                                <w:szCs w:val="21"/>
+                              </w:rPr>
+                              <w:t>_selection </w:t>
                             </w:r>
                             <w:r>
                               <w:rPr>
@@ -3252,7 +3118,7 @@
                                 <w:kern w:val="0"/>
                                 <w:szCs w:val="21"/>
                               </w:rPr>
-                              <w:t> pyplot</w:t>
+                              <w:t> train_test_split</w:t>
                             </w:r>
                           </w:p>
                           <w:p>
@@ -3329,7 +3195,7 @@
                                 <w:kern w:val="0"/>
                                 <w:szCs w:val="21"/>
                               </w:rPr>
-                              <w:t> train_test_split</w:t>
+                              <w:t> cross_val_score</w:t>
                             </w:r>
                           </w:p>
                           <w:p>
@@ -3406,7 +3272,7 @@
                                 <w:kern w:val="0"/>
                                 <w:szCs w:val="21"/>
                               </w:rPr>
-                              <w:t> cross_val_score</w:t>
+                              <w:t> StratifiedKFold</w:t>
                             </w:r>
                           </w:p>
                           <w:p>
@@ -3452,7 +3318,7 @@
                                 <w:kern w:val="0"/>
                                 <w:szCs w:val="21"/>
                               </w:rPr>
-                              <w:t>sklearn.model</w:t>
+                              <w:t>sklearn.metrics</w:t>
                             </w:r>
                             <w:proofErr w:type="gramEnd"/>
                             <w:r>
@@ -3463,7 +3329,7 @@
                                 <w:kern w:val="0"/>
                                 <w:szCs w:val="21"/>
                               </w:rPr>
-                              <w:t>_selection </w:t>
+                              <w:t> </w:t>
                             </w:r>
                             <w:r>
                               <w:rPr>
@@ -3483,7 +3349,7 @@
                                 <w:kern w:val="0"/>
                                 <w:szCs w:val="21"/>
                               </w:rPr>
-                              <w:t> StratifiedKFold</w:t>
+                              <w:t> classification_report</w:t>
                             </w:r>
                           </w:p>
                           <w:p>
@@ -3560,7 +3426,7 @@
                                 <w:kern w:val="0"/>
                                 <w:szCs w:val="21"/>
                               </w:rPr>
-                              <w:t> classification_report</w:t>
+                              <w:t> confusion_matrix</w:t>
                             </w:r>
                           </w:p>
                           <w:p>
@@ -3637,7 +3503,7 @@
                                 <w:kern w:val="0"/>
                                 <w:szCs w:val="21"/>
                               </w:rPr>
-                              <w:t> confusion_matrix</w:t>
+                              <w:t> accuracy_score</w:t>
                             </w:r>
                           </w:p>
                           <w:p>
@@ -3683,7 +3549,7 @@
                                 <w:kern w:val="0"/>
                                 <w:szCs w:val="21"/>
                               </w:rPr>
-                              <w:t>sklearn.metrics</w:t>
+                              <w:t>sklearn.linear</w:t>
                             </w:r>
                             <w:proofErr w:type="gramEnd"/>
                             <w:r>
@@ -3694,7 +3560,7 @@
                                 <w:kern w:val="0"/>
                                 <w:szCs w:val="21"/>
                               </w:rPr>
-                              <w:t> </w:t>
+                              <w:t>_model </w:t>
                             </w:r>
                             <w:r>
                               <w:rPr>
@@ -3714,7 +3580,7 @@
                                 <w:kern w:val="0"/>
                                 <w:szCs w:val="21"/>
                               </w:rPr>
-                              <w:t> accuracy_score</w:t>
+                              <w:t> LogisticRegression</w:t>
                             </w:r>
                           </w:p>
                           <w:p>
@@ -3760,7 +3626,7 @@
                                 <w:kern w:val="0"/>
                                 <w:szCs w:val="21"/>
                               </w:rPr>
-                              <w:t>sklearn.linear</w:t>
+                              <w:t>sklearn.tree</w:t>
                             </w:r>
                             <w:proofErr w:type="gramEnd"/>
                             <w:r>
@@ -3771,7 +3637,7 @@
                                 <w:kern w:val="0"/>
                                 <w:szCs w:val="21"/>
                               </w:rPr>
-                              <w:t>_model </w:t>
+                              <w:t> </w:t>
                             </w:r>
                             <w:r>
                               <w:rPr>
@@ -3791,7 +3657,7 @@
                                 <w:kern w:val="0"/>
                                 <w:szCs w:val="21"/>
                               </w:rPr>
-                              <w:t> LogisticRegression</w:t>
+                              <w:t> DecisionTreeClassifier</w:t>
                             </w:r>
                           </w:p>
                           <w:p>
@@ -3837,7 +3703,7 @@
                                 <w:kern w:val="0"/>
                                 <w:szCs w:val="21"/>
                               </w:rPr>
-                              <w:t>sklearn.tree</w:t>
+                              <w:t>sklearn.neighbors</w:t>
                             </w:r>
                             <w:proofErr w:type="gramEnd"/>
                             <w:r>
@@ -3868,7 +3734,7 @@
                                 <w:kern w:val="0"/>
                                 <w:szCs w:val="21"/>
                               </w:rPr>
-                              <w:t> DecisionTreeClassifier</w:t>
+                              <w:t> KNeighborsClassifier</w:t>
                             </w:r>
                           </w:p>
                           <w:p>
@@ -3914,7 +3780,7 @@
                                 <w:kern w:val="0"/>
                                 <w:szCs w:val="21"/>
                               </w:rPr>
-                              <w:t>sklearn.neighbors</w:t>
+                              <w:t>sklearn.discriminant</w:t>
                             </w:r>
                             <w:proofErr w:type="gramEnd"/>
                             <w:r>
@@ -3925,7 +3791,7 @@
                                 <w:kern w:val="0"/>
                                 <w:szCs w:val="21"/>
                               </w:rPr>
-                              <w:t> </w:t>
+                              <w:t>_analysis </w:t>
                             </w:r>
                             <w:r>
                               <w:rPr>
@@ -3945,7 +3811,7 @@
                                 <w:kern w:val="0"/>
                                 <w:szCs w:val="21"/>
                               </w:rPr>
-                              <w:t> KNeighborsClassifier</w:t>
+                              <w:t> LinearDiscriminantAnalysis</w:t>
                             </w:r>
                           </w:p>
                           <w:p>
@@ -3991,7 +3857,7 @@
                                 <w:kern w:val="0"/>
                                 <w:szCs w:val="21"/>
                               </w:rPr>
-                              <w:t>sklearn.discriminant</w:t>
+                              <w:t>sklearn.naive</w:t>
                             </w:r>
                             <w:proofErr w:type="gramEnd"/>
                             <w:r>
@@ -4002,7 +3868,7 @@
                                 <w:kern w:val="0"/>
                                 <w:szCs w:val="21"/>
                               </w:rPr>
-                              <w:t>_analysis </w:t>
+                              <w:t>_bayes </w:t>
                             </w:r>
                             <w:r>
                               <w:rPr>
@@ -4022,7 +3888,7 @@
                                 <w:kern w:val="0"/>
                                 <w:szCs w:val="21"/>
                               </w:rPr>
-                              <w:t> LinearDiscriminantAnalysis</w:t>
+                              <w:t> GaussianNB</w:t>
                             </w:r>
                           </w:p>
                           <w:p>
@@ -4057,29 +3923,7 @@
                                 <w:kern w:val="0"/>
                                 <w:szCs w:val="21"/>
                               </w:rPr>
-                              <w:t> </w:t>
-                            </w:r>
-                            <w:proofErr w:type="gramStart"/>
-                            <w:r>
-                              <w:rPr>
-                                <w:rFonts w:ascii="Courier New" w:eastAsia="宋体" w:hAnsi="Courier New" w:cs="Courier New"/>
-                                <w:noProof w:val="0"/>
-                                <w:color w:val="000000"/>
-                                <w:kern w:val="0"/>
-                                <w:szCs w:val="21"/>
-                              </w:rPr>
-                              <w:t>sklearn.naive</w:t>
-                            </w:r>
-                            <w:proofErr w:type="gramEnd"/>
-                            <w:r>
-                              <w:rPr>
-                                <w:rFonts w:ascii="Courier New" w:eastAsia="宋体" w:hAnsi="Courier New" w:cs="Courier New"/>
-                                <w:noProof w:val="0"/>
-                                <w:color w:val="000000"/>
-                                <w:kern w:val="0"/>
-                                <w:szCs w:val="21"/>
-                              </w:rPr>
-                              <w:t>_bayes </w:t>
+                              <w:t> sklearn.svm </w:t>
                             </w:r>
                             <w:r>
                               <w:rPr>
@@ -4099,71 +3943,10 @@
                                 <w:kern w:val="0"/>
                                 <w:szCs w:val="21"/>
                               </w:rPr>
-                              <w:t> GaussianNB</w:t>
+                              <w:t> SVC</w:t>
                             </w:r>
                           </w:p>
-                          <w:p>
-                            <w:pPr>
-                              <w:widowControl/>
-                              <w:shd w:val="clear" w:color="auto" w:fill="FFFFFE"/>
-                              <w:spacing w:line="285" w:lineRule="atLeast"/>
-                              <w:jc w:val="left"/>
-                              <w:rPr>
-                                <w:rFonts w:ascii="Courier New" w:eastAsia="宋体" w:hAnsi="Courier New" w:cs="Courier New"/>
-                                <w:noProof w:val="0"/>
-                                <w:color w:val="000000"/>
-                                <w:kern w:val="0"/>
-                                <w:szCs w:val="21"/>
-                              </w:rPr>
-                            </w:pPr>
-                            <w:r>
-                              <w:rPr>
-                                <w:rFonts w:ascii="Courier New" w:eastAsia="宋体" w:hAnsi="Courier New" w:cs="Courier New"/>
-                                <w:noProof w:val="0"/>
-                                <w:color w:val="AF00DB"/>
-                                <w:kern w:val="0"/>
-                                <w:szCs w:val="21"/>
-                              </w:rPr>
-                              <w:t>from</w:t>
-                            </w:r>
-                            <w:r>
-                              <w:rPr>
-                                <w:rFonts w:ascii="Courier New" w:eastAsia="宋体" w:hAnsi="Courier New" w:cs="Courier New"/>
-                                <w:noProof w:val="0"/>
-                                <w:color w:val="000000"/>
-                                <w:kern w:val="0"/>
-                                <w:szCs w:val="21"/>
-                              </w:rPr>
-                              <w:t> sklearn.svm </w:t>
-                            </w:r>
-                            <w:r>
-                              <w:rPr>
-                                <w:rFonts w:ascii="Courier New" w:eastAsia="宋体" w:hAnsi="Courier New" w:cs="Courier New"/>
-                                <w:noProof w:val="0"/>
-                                <w:color w:val="AF00DB"/>
-                                <w:kern w:val="0"/>
-                                <w:szCs w:val="21"/>
-                              </w:rPr>
-                              <w:t>import</w:t>
-                            </w:r>
-                            <w:r>
-                              <w:rPr>
-                                <w:rFonts w:ascii="Courier New" w:eastAsia="宋体" w:hAnsi="Courier New" w:cs="Courier New"/>
-                                <w:noProof w:val="0"/>
-                                <w:color w:val="000000"/>
-                                <w:kern w:val="0"/>
-                                <w:szCs w:val="21"/>
-                              </w:rPr>
-                              <w:t> SVC</w:t>
-                            </w:r>
-                          </w:p>
-                          <w:p>
-                            <w:pPr>
-                              <w:rPr>
-                                <w:rFonts w:hint="eastAsia"/>
-                              </w:rPr>
-                            </w:pPr>
-                          </w:p>
+                          <w:p/>
                         </w:txbxContent>
                       </wps:txbx>
                       <wps:bodyPr rot="0" vert="horz" wrap="square" lIns="91440" tIns="45720" rIns="91440" bIns="45720" anchor="t" anchorCtr="0">
@@ -5580,12 +5363,31 @@
                       </w:r>
                     </w:p>
                     <w:p/>
+                    <w:p/>
                     <w:p>
                       <w:pPr>
-                        <w:rPr>
-                          <w:rFonts w:hint="eastAsia"/>
+                        <w:widowControl/>
+                        <w:shd w:val="clear" w:color="auto" w:fill="FFFFFE"/>
+                        <w:spacing w:line="285" w:lineRule="atLeast"/>
+                        <w:jc w:val="left"/>
+                        <w:rPr>
+                          <w:rFonts w:ascii="Courier New" w:eastAsia="宋体" w:hAnsi="Courier New" w:cs="Courier New"/>
+                          <w:noProof w:val="0"/>
+                          <w:color w:val="000000"/>
+                          <w:kern w:val="0"/>
+                          <w:szCs w:val="21"/>
                         </w:rPr>
                       </w:pPr>
+                      <w:r>
+                        <w:rPr>
+                          <w:rFonts w:ascii="Courier New" w:eastAsia="宋体" w:hAnsi="Courier New" w:cs="Courier New"/>
+                          <w:noProof w:val="0"/>
+                          <w:color w:val="008000"/>
+                          <w:kern w:val="0"/>
+                          <w:szCs w:val="21"/>
+                        </w:rPr>
+                        <w:t># Load libraries</w:t>
+                      </w:r>
                     </w:p>
                     <w:p>
                       <w:pPr>
@@ -5605,11 +5407,41 @@
                         <w:rPr>
                           <w:rFonts w:ascii="Courier New" w:eastAsia="宋体" w:hAnsi="Courier New" w:cs="Courier New"/>
                           <w:noProof w:val="0"/>
-                          <w:color w:val="008000"/>
-                          <w:kern w:val="0"/>
-                          <w:szCs w:val="21"/>
-                        </w:rPr>
-                        <w:t># Load libraries</w:t>
+                          <w:color w:val="AF00DB"/>
+                          <w:kern w:val="0"/>
+                          <w:szCs w:val="21"/>
+                        </w:rPr>
+                        <w:t>from</w:t>
+                      </w:r>
+                      <w:r>
+                        <w:rPr>
+                          <w:rFonts w:ascii="Courier New" w:eastAsia="宋体" w:hAnsi="Courier New" w:cs="Courier New"/>
+                          <w:noProof w:val="0"/>
+                          <w:color w:val="000000"/>
+                          <w:kern w:val="0"/>
+                          <w:szCs w:val="21"/>
+                        </w:rPr>
+                        <w:t> pandas </w:t>
+                      </w:r>
+                      <w:r>
+                        <w:rPr>
+                          <w:rFonts w:ascii="Courier New" w:eastAsia="宋体" w:hAnsi="Courier New" w:cs="Courier New"/>
+                          <w:noProof w:val="0"/>
+                          <w:color w:val="AF00DB"/>
+                          <w:kern w:val="0"/>
+                          <w:szCs w:val="21"/>
+                        </w:rPr>
+                        <w:t>import</w:t>
+                      </w:r>
+                      <w:r>
+                        <w:rPr>
+                          <w:rFonts w:ascii="Courier New" w:eastAsia="宋体" w:hAnsi="Courier New" w:cs="Courier New"/>
+                          <w:noProof w:val="0"/>
+                          <w:color w:val="000000"/>
+                          <w:kern w:val="0"/>
+                          <w:szCs w:val="21"/>
+                        </w:rPr>
+                        <w:t> read_csv</w:t>
                       </w:r>
                     </w:p>
                     <w:p>
@@ -5644,7 +5476,29 @@
                           <w:kern w:val="0"/>
                           <w:szCs w:val="21"/>
                         </w:rPr>
-                        <w:t> pandas </w:t>
+                        <w:t> </w:t>
+                      </w:r>
+                      <w:proofErr w:type="gramStart"/>
+                      <w:r>
+                        <w:rPr>
+                          <w:rFonts w:ascii="Courier New" w:eastAsia="宋体" w:hAnsi="Courier New" w:cs="Courier New"/>
+                          <w:noProof w:val="0"/>
+                          <w:color w:val="000000"/>
+                          <w:kern w:val="0"/>
+                          <w:szCs w:val="21"/>
+                        </w:rPr>
+                        <w:t>pandas.plotting</w:t>
+                      </w:r>
+                      <w:proofErr w:type="gramEnd"/>
+                      <w:r>
+                        <w:rPr>
+                          <w:rFonts w:ascii="Courier New" w:eastAsia="宋体" w:hAnsi="Courier New" w:cs="Courier New"/>
+                          <w:noProof w:val="0"/>
+                          <w:color w:val="000000"/>
+                          <w:kern w:val="0"/>
+                          <w:szCs w:val="21"/>
+                        </w:rPr>
+                        <w:t> </w:t>
                       </w:r>
                       <w:r>
                         <w:rPr>
@@ -5664,7 +5518,7 @@
                           <w:kern w:val="0"/>
                           <w:szCs w:val="21"/>
                         </w:rPr>
-                        <w:t> read_csv</w:t>
+                        <w:t> scatter_matrix</w:t>
                       </w:r>
                     </w:p>
                     <w:p>
@@ -5699,29 +5553,7 @@
                           <w:kern w:val="0"/>
                           <w:szCs w:val="21"/>
                         </w:rPr>
-                        <w:t> </w:t>
-                      </w:r>
-                      <w:proofErr w:type="gramStart"/>
-                      <w:r>
-                        <w:rPr>
-                          <w:rFonts w:ascii="Courier New" w:eastAsia="宋体" w:hAnsi="Courier New" w:cs="Courier New"/>
-                          <w:noProof w:val="0"/>
-                          <w:color w:val="000000"/>
-                          <w:kern w:val="0"/>
-                          <w:szCs w:val="21"/>
-                        </w:rPr>
-                        <w:t>pandas.plotting</w:t>
-                      </w:r>
-                      <w:proofErr w:type="gramEnd"/>
-                      <w:r>
-                        <w:rPr>
-                          <w:rFonts w:ascii="Courier New" w:eastAsia="宋体" w:hAnsi="Courier New" w:cs="Courier New"/>
-                          <w:noProof w:val="0"/>
-                          <w:color w:val="000000"/>
-                          <w:kern w:val="0"/>
-                          <w:szCs w:val="21"/>
-                        </w:rPr>
-                        <w:t> </w:t>
+                        <w:t> matplotlib </w:t>
                       </w:r>
                       <w:r>
                         <w:rPr>
@@ -5741,7 +5573,7 @@
                           <w:kern w:val="0"/>
                           <w:szCs w:val="21"/>
                         </w:rPr>
-                        <w:t> scatter_matrix</w:t>
+                        <w:t> pyplot</w:t>
                       </w:r>
                     </w:p>
                     <w:p>
@@ -5776,7 +5608,29 @@
                           <w:kern w:val="0"/>
                           <w:szCs w:val="21"/>
                         </w:rPr>
-                        <w:t> matplotlib </w:t>
+                        <w:t> </w:t>
+                      </w:r>
+                      <w:proofErr w:type="gramStart"/>
+                      <w:r>
+                        <w:rPr>
+                          <w:rFonts w:ascii="Courier New" w:eastAsia="宋体" w:hAnsi="Courier New" w:cs="Courier New"/>
+                          <w:noProof w:val="0"/>
+                          <w:color w:val="000000"/>
+                          <w:kern w:val="0"/>
+                          <w:szCs w:val="21"/>
+                        </w:rPr>
+                        <w:t>sklearn.model</w:t>
+                      </w:r>
+                      <w:proofErr w:type="gramEnd"/>
+                      <w:r>
+                        <w:rPr>
+                          <w:rFonts w:ascii="Courier New" w:eastAsia="宋体" w:hAnsi="Courier New" w:cs="Courier New"/>
+                          <w:noProof w:val="0"/>
+                          <w:color w:val="000000"/>
+                          <w:kern w:val="0"/>
+                          <w:szCs w:val="21"/>
+                        </w:rPr>
+                        <w:t>_selection </w:t>
                       </w:r>
                       <w:r>
                         <w:rPr>
@@ -5796,7 +5650,7 @@
                           <w:kern w:val="0"/>
                           <w:szCs w:val="21"/>
                         </w:rPr>
-                        <w:t> pyplot</w:t>
+                        <w:t> train_test_split</w:t>
                       </w:r>
                     </w:p>
                     <w:p>
@@ -5873,7 +5727,7 @@
                           <w:kern w:val="0"/>
                           <w:szCs w:val="21"/>
                         </w:rPr>
-                        <w:t> train_test_split</w:t>
+                        <w:t> cross_val_score</w:t>
                       </w:r>
                     </w:p>
                     <w:p>
@@ -5950,7 +5804,7 @@
                           <w:kern w:val="0"/>
                           <w:szCs w:val="21"/>
                         </w:rPr>
-                        <w:t> cross_val_score</w:t>
+                        <w:t> StratifiedKFold</w:t>
                       </w:r>
                     </w:p>
                     <w:p>
@@ -5996,7 +5850,7 @@
                           <w:kern w:val="0"/>
                           <w:szCs w:val="21"/>
                         </w:rPr>
-                        <w:t>sklearn.model</w:t>
+                        <w:t>sklearn.metrics</w:t>
                       </w:r>
                       <w:proofErr w:type="gramEnd"/>
                       <w:r>
@@ -6007,7 +5861,7 @@
                           <w:kern w:val="0"/>
                           <w:szCs w:val="21"/>
                         </w:rPr>
-                        <w:t>_selection </w:t>
+                        <w:t> </w:t>
                       </w:r>
                       <w:r>
                         <w:rPr>
@@ -6027,7 +5881,7 @@
                           <w:kern w:val="0"/>
                           <w:szCs w:val="21"/>
                         </w:rPr>
-                        <w:t> StratifiedKFold</w:t>
+                        <w:t> classification_report</w:t>
                       </w:r>
                     </w:p>
                     <w:p>
@@ -6104,7 +5958,7 @@
                           <w:kern w:val="0"/>
                           <w:szCs w:val="21"/>
                         </w:rPr>
-                        <w:t> classification_report</w:t>
+                        <w:t> confusion_matrix</w:t>
                       </w:r>
                     </w:p>
                     <w:p>
@@ -6181,7 +6035,7 @@
                           <w:kern w:val="0"/>
                           <w:szCs w:val="21"/>
                         </w:rPr>
-                        <w:t> confusion_matrix</w:t>
+                        <w:t> accuracy_score</w:t>
                       </w:r>
                     </w:p>
                     <w:p>
@@ -6227,7 +6081,7 @@
                           <w:kern w:val="0"/>
                           <w:szCs w:val="21"/>
                         </w:rPr>
-                        <w:t>sklearn.metrics</w:t>
+                        <w:t>sklearn.linear</w:t>
                       </w:r>
                       <w:proofErr w:type="gramEnd"/>
                       <w:r>
@@ -6238,7 +6092,7 @@
                           <w:kern w:val="0"/>
                           <w:szCs w:val="21"/>
                         </w:rPr>
-                        <w:t> </w:t>
+                        <w:t>_model </w:t>
                       </w:r>
                       <w:r>
                         <w:rPr>
@@ -6258,7 +6112,7 @@
                           <w:kern w:val="0"/>
                           <w:szCs w:val="21"/>
                         </w:rPr>
-                        <w:t> accuracy_score</w:t>
+                        <w:t> LogisticRegression</w:t>
                       </w:r>
                     </w:p>
                     <w:p>
@@ -6304,7 +6158,7 @@
                           <w:kern w:val="0"/>
                           <w:szCs w:val="21"/>
                         </w:rPr>
-                        <w:t>sklearn.linear</w:t>
+                        <w:t>sklearn.tree</w:t>
                       </w:r>
                       <w:proofErr w:type="gramEnd"/>
                       <w:r>
@@ -6315,7 +6169,7 @@
                           <w:kern w:val="0"/>
                           <w:szCs w:val="21"/>
                         </w:rPr>
-                        <w:t>_model </w:t>
+                        <w:t> </w:t>
                       </w:r>
                       <w:r>
                         <w:rPr>
@@ -6335,7 +6189,7 @@
                           <w:kern w:val="0"/>
                           <w:szCs w:val="21"/>
                         </w:rPr>
-                        <w:t> LogisticRegression</w:t>
+                        <w:t> DecisionTreeClassifier</w:t>
                       </w:r>
                     </w:p>
                     <w:p>
@@ -6381,7 +6235,7 @@
                           <w:kern w:val="0"/>
                           <w:szCs w:val="21"/>
                         </w:rPr>
-                        <w:t>sklearn.tree</w:t>
+                        <w:t>sklearn.neighbors</w:t>
                       </w:r>
                       <w:proofErr w:type="gramEnd"/>
                       <w:r>
@@ -6412,7 +6266,7 @@
                           <w:kern w:val="0"/>
                           <w:szCs w:val="21"/>
                         </w:rPr>
-                        <w:t> DecisionTreeClassifier</w:t>
+                        <w:t> KNeighborsClassifier</w:t>
                       </w:r>
                     </w:p>
                     <w:p>
@@ -6458,7 +6312,7 @@
                           <w:kern w:val="0"/>
                           <w:szCs w:val="21"/>
                         </w:rPr>
-                        <w:t>sklearn.neighbors</w:t>
+                        <w:t>sklearn.discriminant</w:t>
                       </w:r>
                       <w:proofErr w:type="gramEnd"/>
                       <w:r>
@@ -6469,7 +6323,7 @@
                           <w:kern w:val="0"/>
                           <w:szCs w:val="21"/>
                         </w:rPr>
-                        <w:t> </w:t>
+                        <w:t>_analysis </w:t>
                       </w:r>
                       <w:r>
                         <w:rPr>
@@ -6489,7 +6343,7 @@
                           <w:kern w:val="0"/>
                           <w:szCs w:val="21"/>
                         </w:rPr>
-                        <w:t> KNeighborsClassifier</w:t>
+                        <w:t> LinearDiscriminantAnalysis</w:t>
                       </w:r>
                     </w:p>
                     <w:p>
@@ -6535,7 +6389,7 @@
                           <w:kern w:val="0"/>
                           <w:szCs w:val="21"/>
                         </w:rPr>
-                        <w:t>sklearn.discriminant</w:t>
+                        <w:t>sklearn.naive</w:t>
                       </w:r>
                       <w:proofErr w:type="gramEnd"/>
                       <w:r>
@@ -6546,7 +6400,7 @@
                           <w:kern w:val="0"/>
                           <w:szCs w:val="21"/>
                         </w:rPr>
-                        <w:t>_analysis </w:t>
+                        <w:t>_bayes </w:t>
                       </w:r>
                       <w:r>
                         <w:rPr>
@@ -6566,7 +6420,7 @@
                           <w:kern w:val="0"/>
                           <w:szCs w:val="21"/>
                         </w:rPr>
-                        <w:t> LinearDiscriminantAnalysis</w:t>
+                        <w:t> GaussianNB</w:t>
                       </w:r>
                     </w:p>
                     <w:p>
@@ -6601,29 +6455,7 @@
                           <w:kern w:val="0"/>
                           <w:szCs w:val="21"/>
                         </w:rPr>
-                        <w:t> </w:t>
-                      </w:r>
-                      <w:proofErr w:type="gramStart"/>
-                      <w:r>
-                        <w:rPr>
-                          <w:rFonts w:ascii="Courier New" w:eastAsia="宋体" w:hAnsi="Courier New" w:cs="Courier New"/>
-                          <w:noProof w:val="0"/>
-                          <w:color w:val="000000"/>
-                          <w:kern w:val="0"/>
-                          <w:szCs w:val="21"/>
-                        </w:rPr>
-                        <w:t>sklearn.naive</w:t>
-                      </w:r>
-                      <w:proofErr w:type="gramEnd"/>
-                      <w:r>
-                        <w:rPr>
-                          <w:rFonts w:ascii="Courier New" w:eastAsia="宋体" w:hAnsi="Courier New" w:cs="Courier New"/>
-                          <w:noProof w:val="0"/>
-                          <w:color w:val="000000"/>
-                          <w:kern w:val="0"/>
-                          <w:szCs w:val="21"/>
-                        </w:rPr>
-                        <w:t>_bayes </w:t>
+                        <w:t> sklearn.svm </w:t>
                       </w:r>
                       <w:r>
                         <w:rPr>
@@ -6643,71 +6475,10 @@
                           <w:kern w:val="0"/>
                           <w:szCs w:val="21"/>
                         </w:rPr>
-                        <w:t> GaussianNB</w:t>
+                        <w:t> SVC</w:t>
                       </w:r>
                     </w:p>
-                    <w:p>
-                      <w:pPr>
-                        <w:widowControl/>
-                        <w:shd w:val="clear" w:color="auto" w:fill="FFFFFE"/>
-                        <w:spacing w:line="285" w:lineRule="atLeast"/>
-                        <w:jc w:val="left"/>
-                        <w:rPr>
-                          <w:rFonts w:ascii="Courier New" w:eastAsia="宋体" w:hAnsi="Courier New" w:cs="Courier New"/>
-                          <w:noProof w:val="0"/>
-                          <w:color w:val="000000"/>
-                          <w:kern w:val="0"/>
-                          <w:szCs w:val="21"/>
-                        </w:rPr>
-                      </w:pPr>
-                      <w:r>
-                        <w:rPr>
-                          <w:rFonts w:ascii="Courier New" w:eastAsia="宋体" w:hAnsi="Courier New" w:cs="Courier New"/>
-                          <w:noProof w:val="0"/>
-                          <w:color w:val="AF00DB"/>
-                          <w:kern w:val="0"/>
-                          <w:szCs w:val="21"/>
-                        </w:rPr>
-                        <w:t>from</w:t>
-                      </w:r>
-                      <w:r>
-                        <w:rPr>
-                          <w:rFonts w:ascii="Courier New" w:eastAsia="宋体" w:hAnsi="Courier New" w:cs="Courier New"/>
-                          <w:noProof w:val="0"/>
-                          <w:color w:val="000000"/>
-                          <w:kern w:val="0"/>
-                          <w:szCs w:val="21"/>
-                        </w:rPr>
-                        <w:t> sklearn.svm </w:t>
-                      </w:r>
-                      <w:r>
-                        <w:rPr>
-                          <w:rFonts w:ascii="Courier New" w:eastAsia="宋体" w:hAnsi="Courier New" w:cs="Courier New"/>
-                          <w:noProof w:val="0"/>
-                          <w:color w:val="AF00DB"/>
-                          <w:kern w:val="0"/>
-                          <w:szCs w:val="21"/>
-                        </w:rPr>
-                        <w:t>import</w:t>
-                      </w:r>
-                      <w:r>
-                        <w:rPr>
-                          <w:rFonts w:ascii="Courier New" w:eastAsia="宋体" w:hAnsi="Courier New" w:cs="Courier New"/>
-                          <w:noProof w:val="0"/>
-                          <w:color w:val="000000"/>
-                          <w:kern w:val="0"/>
-                          <w:szCs w:val="21"/>
-                        </w:rPr>
-                        <w:t> SVC</w:t>
-                      </w:r>
-                    </w:p>
-                    <w:p>
-                      <w:pPr>
-                        <w:rPr>
-                          <w:rFonts w:hint="eastAsia"/>
-                        </w:rPr>
-                      </w:pPr>
-                    </w:p>
+                    <w:p/>
                   </w:txbxContent>
                 </v:textbox>
                 <w10:wrap type="square"/>
@@ -6949,15 +6720,30 @@
     <w:p>
       <w:pPr>
         <w:widowControl/>
-        <w:shd w:val="clear" w:color="auto" w:fill="FFFFFE"/>
-        <w:spacing w:line="285" w:lineRule="atLeast"/>
         <w:jc w:val="left"/>
+        <w:textAlignment w:val="baseline"/>
         <w:rPr>
           <w:rFonts w:ascii="Helvetica" w:eastAsia="宋体" w:hAnsi="Helvetica" w:cs="Helvetica"/>
           <w:noProof w:val="0"/>
-          <w:color w:val="000000"/>
+          <w:color w:val="555555"/>
           <w:kern w:val="0"/>
-          <w:szCs w:val="21"/>
+          <w:sz w:val="23"/>
+          <w:szCs w:val="23"/>
+        </w:rPr>
+      </w:pPr>
+    </w:p>
+    <w:p>
+      <w:pPr>
+        <w:widowControl/>
+        <w:jc w:val="left"/>
+        <w:textAlignment w:val="baseline"/>
+        <w:rPr>
+          <w:rFonts w:ascii="Helvetica" w:eastAsia="宋体" w:hAnsi="Helvetica" w:cs="Helvetica"/>
+          <w:noProof w:val="0"/>
+          <w:color w:val="555555"/>
+          <w:kern w:val="0"/>
+          <w:sz w:val="23"/>
+          <w:szCs w:val="23"/>
         </w:rPr>
       </w:pPr>
     </w:p>
@@ -7698,13 +7484,7 @@
                               <w:t>).size())</w:t>
                             </w:r>
                           </w:p>
-                          <w:p>
-                            <w:pPr>
-                              <w:rPr>
-                                <w:rFonts w:hint="eastAsia"/>
-                              </w:rPr>
-                            </w:pPr>
-                          </w:p>
+                          <w:p/>
                         </w:txbxContent>
                       </wps:txbx>
                       <wps:bodyPr rot="0" vert="horz" wrap="square" lIns="91440" tIns="45720" rIns="91440" bIns="45720" anchor="t" anchorCtr="0">
@@ -8407,13 +8187,7 @@
                         <w:t>).size())</w:t>
                       </w:r>
                     </w:p>
-                    <w:p>
-                      <w:pPr>
-                        <w:rPr>
-                          <w:rFonts w:hint="eastAsia"/>
-                        </w:rPr>
-                      </w:pPr>
-                    </w:p>
+                    <w:p/>
                   </w:txbxContent>
                 </v:textbox>
                 <w10:wrap type="square"/>
@@ -9407,13 +9181,7 @@
                               <w:t>()</w:t>
                             </w:r>
                           </w:p>
-                          <w:p>
-                            <w:pPr>
-                              <w:rPr>
-                                <w:rFonts w:hint="eastAsia"/>
-                              </w:rPr>
-                            </w:pPr>
-                          </w:p>
+                          <w:p/>
                         </w:txbxContent>
                       </wps:txbx>
                       <wps:bodyPr rot="0" vert="horz" wrap="square" lIns="91440" tIns="45720" rIns="91440" bIns="45720" anchor="t" anchorCtr="0">
@@ -10285,13 +10053,7 @@
                         <w:t>()</w:t>
                       </w:r>
                     </w:p>
-                    <w:p>
-                      <w:pPr>
-                        <w:rPr>
-                          <w:rFonts w:hint="eastAsia"/>
-                        </w:rPr>
-                      </w:pPr>
-                    </w:p>
+                    <w:p/>
                   </w:txbxContent>
                 </v:textbox>
                 <w10:wrap type="square"/>
@@ -10323,7 +10085,13 @@
         <w:rPr>
           <w:rFonts w:ascii="Helvetica" w:hAnsi="Helvetica" w:cs="Helvetica"/>
         </w:rPr>
-        <w:t>Playing with Algorithms</w:t>
+        <w:t xml:space="preserve">Training </w:t>
+      </w:r>
+      <w:r>
+        <w:rPr>
+          <w:rFonts w:ascii="Helvetica" w:hAnsi="Helvetica" w:cs="Helvetica"/>
+        </w:rPr>
+        <w:t>with Algorithms</w:t>
       </w:r>
     </w:p>
     <w:p>
@@ -12964,13 +12732,7 @@
                               <w:t>()</w:t>
                             </w:r>
                           </w:p>
-                          <w:p>
-                            <w:pPr>
-                              <w:rPr>
-                                <w:rFonts w:hint="eastAsia"/>
-                              </w:rPr>
-                            </w:pPr>
-                          </w:p>
+                          <w:p/>
                         </w:txbxContent>
                       </wps:txbx>
                       <wps:bodyPr rot="0" vert="horz" wrap="square" lIns="91440" tIns="45720" rIns="91440" bIns="45720" anchor="t" anchorCtr="0">
@@ -15407,13 +15169,7 @@
                         <w:t>()</w:t>
                       </w:r>
                     </w:p>
-                    <w:p>
-                      <w:pPr>
-                        <w:rPr>
-                          <w:rFonts w:hint="eastAsia"/>
-                        </w:rPr>
-                      </w:pPr>
-                    </w:p>
+                    <w:p/>
                   </w:txbxContent>
                 </v:textbox>
                 <w10:wrap type="square"/>
@@ -15441,22 +15197,15 @@
         <w:textAlignment w:val="baseline"/>
         <w:rPr>
           <w:rFonts w:ascii="Helvetica" w:hAnsi="Helvetica" w:cs="Helvetica"/>
-          <w:noProof w:val="0"/>
           <w:color w:val="222222"/>
         </w:rPr>
       </w:pPr>
-      <w:r>
-        <w:rPr>
-          <w:rFonts w:ascii="Helvetica" w:hAnsi="Helvetica" w:cs="Helvetica"/>
-          <w:color w:val="222222"/>
-        </w:rPr>
-        <w:lastRenderedPageBreak/>
-        <w:t>Make Predictions</w:t>
-      </w:r>
+      <w:bookmarkStart w:id="2" w:name="_Hlk48658356"/>
       <w:r>
         <w:rPr>
           <w:rFonts w:ascii="Helvetica" w:hAnsi="Helvetica" w:cs="Helvetica"/>
         </w:rPr>
+        <w:lastRenderedPageBreak/>
         <mc:AlternateContent>
           <mc:Choice Requires="wps">
             <w:drawing>
@@ -15466,7 +15215,7 @@
                   <wp:posOffset>-1126490</wp:posOffset>
                 </wp:positionH>
                 <wp:positionV relativeFrom="paragraph">
-                  <wp:posOffset>1012190</wp:posOffset>
+                  <wp:posOffset>1035050</wp:posOffset>
                 </wp:positionV>
                 <wp:extent cx="7518400" cy="1404620"/>
                 <wp:effectExtent l="0" t="0" r="25400" b="13970"/>
@@ -16763,7 +16512,7 @@
                               <w:spacing w:line="285" w:lineRule="atLeast"/>
                               <w:jc w:val="left"/>
                               <w:rPr>
-                                <w:rFonts w:ascii="Courier New" w:eastAsia="宋体" w:hAnsi="Courier New" w:cs="Courier New" w:hint="eastAsia"/>
+                                <w:rFonts w:ascii="Courier New" w:eastAsia="宋体" w:hAnsi="Courier New" w:cs="Courier New"/>
                                 <w:noProof w:val="0"/>
                                 <w:color w:val="000000"/>
                                 <w:kern w:val="0"/>
@@ -16822,7 +16571,7 @@
           </mc:Choice>
           <mc:Fallback>
             <w:pict>
-              <v:shape w14:anchorId="229BC204" id="_x0000_s1031" type="#_x0000_t202" style="position:absolute;left:0;text-align:left;margin-left:-88.7pt;margin-top:79.7pt;width:592pt;height:110.6pt;z-index:251667456;visibility:visible;mso-wrap-style:square;mso-width-percent:0;mso-height-percent:200;mso-wrap-distance-left:9pt;mso-wrap-distance-top:3.6pt;mso-wrap-distance-right:9pt;mso-wrap-distance-bottom:3.6pt;mso-position-horizontal:absolute;mso-position-horizontal-relative:text;mso-position-vertical:absolute;mso-position-vertical-relative:text;mso-width-percent:0;mso-height-percent:200;mso-width-relative:margin;mso-height-relative:margin;v-text-anchor:top" o:gfxdata="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">
+              <v:shape w14:anchorId="229BC204" id="_x0000_s1031" type="#_x0000_t202" style="position:absolute;left:0;text-align:left;margin-left:-88.7pt;margin-top:81.5pt;width:592pt;height:110.6pt;z-index:251667456;visibility:visible;mso-wrap-style:square;mso-width-percent:0;mso-height-percent:200;mso-wrap-distance-left:9pt;mso-wrap-distance-top:3.6pt;mso-wrap-distance-right:9pt;mso-wrap-distance-bottom:3.6pt;mso-position-horizontal:absolute;mso-position-horizontal-relative:text;mso-position-vertical:absolute;mso-position-vertical-relative:text;mso-width-percent:0;mso-height-percent:200;mso-width-relative:margin;mso-height-relative:margin;v-text-anchor:top" o:gfxdata="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">
                 <v:textbox style="mso-fit-shape-to-text:t">
                   <w:txbxContent>
                     <w:p>
@@ -18085,7 +17834,7 @@
                         <w:spacing w:line="285" w:lineRule="atLeast"/>
                         <w:jc w:val="left"/>
                         <w:rPr>
-                          <w:rFonts w:ascii="Courier New" w:eastAsia="宋体" w:hAnsi="Courier New" w:cs="Courier New" w:hint="eastAsia"/>
+                          <w:rFonts w:ascii="Courier New" w:eastAsia="宋体" w:hAnsi="Courier New" w:cs="Courier New"/>
                           <w:noProof w:val="0"/>
                           <w:color w:val="000000"/>
                           <w:kern w:val="0"/>
@@ -18132,6 +17881,370 @@
             </w:pict>
           </mc:Fallback>
         </mc:AlternateContent>
+      </w:r>
+      <w:r>
+        <w:rPr>
+          <w:rFonts w:ascii="Helvetica" w:hAnsi="Helvetica" w:cs="Helvetica"/>
+          <w:color w:val="222222"/>
+        </w:rPr>
+        <w:t>Testing</w:t>
+      </w:r>
+      <w:r>
+        <w:rPr>
+          <w:rFonts w:ascii="Helvetica" w:hAnsi="Helvetica" w:cs="Helvetica"/>
+          <w:color w:val="222222"/>
+        </w:rPr>
+        <w:t xml:space="preserve"> Predictions</w:t>
+      </w:r>
+      <w:bookmarkEnd w:id="2"/>
+    </w:p>
+    <w:p>
+      <w:pPr>
+        <w:widowControl/>
+        <w:jc w:val="left"/>
+        <w:rPr>
+          <w:rFonts w:ascii="Helvetica" w:hAnsi="Helvetica" w:cs="Helvetica"/>
+          <w:color w:val="222222"/>
+        </w:rPr>
+      </w:pPr>
+      <w:r>
+        <w:rPr>
+          <w:rFonts w:ascii="Helvetica" w:hAnsi="Helvetica" w:cs="Helvetica"/>
+          <w:color w:val="222222"/>
+        </w:rPr>
+        <w:br w:type="page"/>
+      </w:r>
+    </w:p>
+    <w:p>
+      <w:pPr>
+        <w:pStyle w:val="Heading1"/>
+        <w:rPr>
+          <w:rFonts w:ascii="Helvetica" w:hAnsi="Helvetica" w:cs="Helvetica"/>
+        </w:rPr>
+      </w:pPr>
+      <w:r>
+        <w:rPr>
+          <w:rFonts w:ascii="Helvetica" w:hAnsi="Helvetica" w:cs="Helvetica"/>
+        </w:rPr>
+        <w:lastRenderedPageBreak/>
+        <w:t xml:space="preserve">Sample </w:t>
+      </w:r>
+      <w:r>
+        <w:rPr>
+          <w:rFonts w:ascii="Helvetica" w:hAnsi="Helvetica" w:cs="Helvetica" w:hint="eastAsia"/>
+        </w:rPr>
+        <w:t>output</w:t>
+      </w:r>
+      <w:bookmarkStart w:id="3" w:name="_GoBack"/>
+      <w:bookmarkEnd w:id="3"/>
+    </w:p>
+    <w:p>
+      <w:pPr>
+        <w:widowControl/>
+        <w:jc w:val="left"/>
+        <w:rPr>
+          <w:rFonts w:ascii="Helvetica" w:hAnsi="Helvetica" w:cs="Helvetica"/>
+          <w:color w:val="222222"/>
+        </w:rPr>
+      </w:pPr>
+      <w:r>
+        <w:rPr>
+          <w:rFonts w:ascii="Helvetica" w:hAnsi="Helvetica" w:cs="Helvetica"/>
+        </w:rPr>
+        <w:drawing>
+          <wp:inline distT="0" distB="0" distL="0" distR="0" wp14:anchorId="76533F19" wp14:editId="72A8904C">
+            <wp:extent cx="5274310" cy="1617980"/>
+            <wp:effectExtent l="0" t="0" r="2540" b="1270"/>
+            <wp:docPr id="1" name="Picture 1"/>
+            <wp:cNvGraphicFramePr>
+              <a:graphicFrameLocks xmlns:a="http://schemas.openxmlformats.org/drawingml/2006/main" noChangeAspect="1"/>
+            </wp:cNvGraphicFramePr>
+            <a:graphic xmlns:a="http://schemas.openxmlformats.org/drawingml/2006/main">
+              <a:graphicData uri="http://schemas.openxmlformats.org/drawingml/2006/picture">
+                <pic:pic xmlns:pic="http://schemas.openxmlformats.org/drawingml/2006/picture">
+                  <pic:nvPicPr>
+                    <pic:cNvPr id="1" name=""/>
+                    <pic:cNvPicPr/>
+                  </pic:nvPicPr>
+                  <pic:blipFill>
+                    <a:blip r:embed="rId16"/>
+                    <a:stretch>
+                      <a:fillRect/>
+                    </a:stretch>
+                  </pic:blipFill>
+                  <pic:spPr>
+                    <a:xfrm>
+                      <a:off x="0" y="0"/>
+                      <a:ext cx="5274310" cy="1617980"/>
+                    </a:xfrm>
+                    <a:prstGeom prst="rect">
+                      <a:avLst/>
+                    </a:prstGeom>
+                  </pic:spPr>
+                </pic:pic>
+              </a:graphicData>
+            </a:graphic>
+          </wp:inline>
+        </w:drawing>
+      </w:r>
+    </w:p>
+    <w:p>
+      <w:pPr>
+        <w:widowControl/>
+        <w:jc w:val="left"/>
+        <w:rPr>
+          <w:rFonts w:ascii="Helvetica" w:hAnsi="Helvetica" w:cs="Helvetica"/>
+          <w:color w:val="222222"/>
+        </w:rPr>
+      </w:pPr>
+    </w:p>
+    <w:p>
+      <w:pPr>
+        <w:widowControl/>
+        <w:jc w:val="left"/>
+        <w:rPr>
+          <w:rFonts w:ascii="Helvetica" w:hAnsi="Helvetica" w:cs="Helvetica"/>
+          <w:b/>
+          <w:bCs/>
+          <w:color w:val="222222"/>
+          <w:kern w:val="44"/>
+          <w:sz w:val="44"/>
+          <w:szCs w:val="44"/>
+        </w:rPr>
+      </w:pPr>
+      <w:r>
+        <w:rPr>
+          <w:rFonts w:ascii="Helvetica" w:hAnsi="Helvetica" w:cs="Helvetica"/>
+        </w:rPr>
+        <w:drawing>
+          <wp:inline distT="0" distB="0" distL="0" distR="0" wp14:anchorId="31AE567B" wp14:editId="0A159333">
+            <wp:extent cx="4067175" cy="4410075"/>
+            <wp:effectExtent l="0" t="0" r="9525" b="9525"/>
+            <wp:docPr id="15" name="Picture 15"/>
+            <wp:cNvGraphicFramePr>
+              <a:graphicFrameLocks xmlns:a="http://schemas.openxmlformats.org/drawingml/2006/main" noChangeAspect="1"/>
+            </wp:cNvGraphicFramePr>
+            <a:graphic xmlns:a="http://schemas.openxmlformats.org/drawingml/2006/main">
+              <a:graphicData uri="http://schemas.openxmlformats.org/drawingml/2006/picture">
+                <pic:pic xmlns:pic="http://schemas.openxmlformats.org/drawingml/2006/picture">
+                  <pic:nvPicPr>
+                    <pic:cNvPr id="1" name=""/>
+                    <pic:cNvPicPr/>
+                  </pic:nvPicPr>
+                  <pic:blipFill>
+                    <a:blip r:embed="rId17"/>
+                    <a:stretch>
+                      <a:fillRect/>
+                    </a:stretch>
+                  </pic:blipFill>
+                  <pic:spPr>
+                    <a:xfrm>
+                      <a:off x="0" y="0"/>
+                      <a:ext cx="4067175" cy="4410075"/>
+                    </a:xfrm>
+                    <a:prstGeom prst="rect">
+                      <a:avLst/>
+                    </a:prstGeom>
+                  </pic:spPr>
+                </pic:pic>
+              </a:graphicData>
+            </a:graphic>
+          </wp:inline>
+        </w:drawing>
+      </w:r>
+    </w:p>
+    <w:p>
+      <w:pPr>
+        <w:widowControl/>
+        <w:jc w:val="left"/>
+        <w:rPr>
+          <w:rFonts w:ascii="Helvetica" w:hAnsi="Helvetica" w:cs="Helvetica"/>
+          <w:b/>
+          <w:bCs/>
+          <w:color w:val="222222"/>
+          <w:kern w:val="44"/>
+          <w:sz w:val="44"/>
+          <w:szCs w:val="44"/>
+        </w:rPr>
+      </w:pPr>
+      <w:r>
+        <w:rPr>
+          <w:rFonts w:ascii="Helvetica" w:hAnsi="Helvetica" w:cs="Helvetica"/>
+        </w:rPr>
+        <w:lastRenderedPageBreak/>
+        <w:drawing>
+          <wp:inline distT="0" distB="0" distL="0" distR="0" wp14:anchorId="7FCE28BD" wp14:editId="3A29087E">
+            <wp:extent cx="4676775" cy="8382000"/>
+            <wp:effectExtent l="0" t="0" r="9525" b="0"/>
+            <wp:docPr id="14" name="Picture 14"/>
+            <wp:cNvGraphicFramePr>
+              <a:graphicFrameLocks xmlns:a="http://schemas.openxmlformats.org/drawingml/2006/main" noChangeAspect="1"/>
+            </wp:cNvGraphicFramePr>
+            <a:graphic xmlns:a="http://schemas.openxmlformats.org/drawingml/2006/main">
+              <a:graphicData uri="http://schemas.openxmlformats.org/drawingml/2006/picture">
+                <pic:pic xmlns:pic="http://schemas.openxmlformats.org/drawingml/2006/picture">
+                  <pic:nvPicPr>
+                    <pic:cNvPr id="1" name=""/>
+                    <pic:cNvPicPr/>
+                  </pic:nvPicPr>
+                  <pic:blipFill>
+                    <a:blip r:embed="rId18"/>
+                    <a:stretch>
+                      <a:fillRect/>
+                    </a:stretch>
+                  </pic:blipFill>
+                  <pic:spPr>
+                    <a:xfrm>
+                      <a:off x="0" y="0"/>
+                      <a:ext cx="4676775" cy="8382000"/>
+                    </a:xfrm>
+                    <a:prstGeom prst="rect">
+                      <a:avLst/>
+                    </a:prstGeom>
+                  </pic:spPr>
+                </pic:pic>
+              </a:graphicData>
+            </a:graphic>
+          </wp:inline>
+        </w:drawing>
+      </w:r>
+    </w:p>
+    <w:p>
+      <w:pPr>
+        <w:widowControl/>
+        <w:jc w:val="left"/>
+        <w:rPr>
+          <w:rFonts w:ascii="Helvetica" w:hAnsi="Helvetica" w:cs="Helvetica"/>
+          <w:b/>
+          <w:bCs/>
+          <w:color w:val="222222"/>
+          <w:kern w:val="44"/>
+          <w:sz w:val="44"/>
+          <w:szCs w:val="44"/>
+        </w:rPr>
+      </w:pPr>
+      <w:r>
+        <w:rPr>
+          <w:rFonts w:ascii="Helvetica" w:hAnsi="Helvetica" w:cs="Helvetica"/>
+          <w:b/>
+          <w:bCs/>
+          <w:color w:val="222222"/>
+          <w:kern w:val="44"/>
+          <w:sz w:val="44"/>
+          <w:szCs w:val="44"/>
+        </w:rPr>
+        <w:lastRenderedPageBreak/>
+        <w:drawing>
+          <wp:inline distT="0" distB="0" distL="0" distR="0" wp14:anchorId="4F152188" wp14:editId="4B5C53A7">
+            <wp:extent cx="5274310" cy="3331845"/>
+            <wp:effectExtent l="0" t="0" r="2540" b="1905"/>
+            <wp:docPr id="16" name="Picture 16"/>
+            <wp:cNvGraphicFramePr>
+              <a:graphicFrameLocks xmlns:a="http://schemas.openxmlformats.org/drawingml/2006/main" noChangeAspect="1"/>
+            </wp:cNvGraphicFramePr>
+            <a:graphic xmlns:a="http://schemas.openxmlformats.org/drawingml/2006/main">
+              <a:graphicData uri="http://schemas.openxmlformats.org/drawingml/2006/picture">
+                <pic:pic xmlns:pic="http://schemas.openxmlformats.org/drawingml/2006/picture">
+                  <pic:nvPicPr>
+                    <pic:cNvPr id="1" name=""/>
+                    <pic:cNvPicPr/>
+                  </pic:nvPicPr>
+                  <pic:blipFill>
+                    <a:blip r:embed="rId19"/>
+                    <a:stretch>
+                      <a:fillRect/>
+                    </a:stretch>
+                  </pic:blipFill>
+                  <pic:spPr>
+                    <a:xfrm>
+                      <a:off x="0" y="0"/>
+                      <a:ext cx="5274310" cy="3331845"/>
+                    </a:xfrm>
+                    <a:prstGeom prst="rect">
+                      <a:avLst/>
+                    </a:prstGeom>
+                  </pic:spPr>
+                </pic:pic>
+              </a:graphicData>
+            </a:graphic>
+          </wp:inline>
+        </w:drawing>
+      </w:r>
+    </w:p>
+    <w:p>
+      <w:pPr>
+        <w:widowControl/>
+        <w:jc w:val="left"/>
+        <w:rPr>
+          <w:rFonts w:ascii="Helvetica" w:hAnsi="Helvetica" w:cs="Helvetica"/>
+          <w:b/>
+          <w:bCs/>
+          <w:color w:val="222222"/>
+          <w:kern w:val="44"/>
+          <w:sz w:val="44"/>
+          <w:szCs w:val="44"/>
+        </w:rPr>
+      </w:pPr>
+    </w:p>
+    <w:p>
+      <w:pPr>
+        <w:widowControl/>
+        <w:jc w:val="left"/>
+        <w:rPr>
+          <w:rFonts w:ascii="Helvetica" w:hAnsi="Helvetica" w:cs="Helvetica"/>
+          <w:b/>
+          <w:bCs/>
+          <w:color w:val="222222"/>
+          <w:kern w:val="44"/>
+          <w:sz w:val="44"/>
+          <w:szCs w:val="44"/>
+        </w:rPr>
+      </w:pPr>
+      <w:r>
+        <w:rPr>
+          <w:rFonts w:ascii="Helvetica" w:hAnsi="Helvetica" w:cs="Helvetica"/>
+          <w:b/>
+          <w:bCs/>
+          <w:color w:val="222222"/>
+          <w:kern w:val="44"/>
+          <w:sz w:val="44"/>
+          <w:szCs w:val="44"/>
+        </w:rPr>
+        <w:drawing>
+          <wp:inline distT="0" distB="0" distL="0" distR="0" wp14:anchorId="76124823" wp14:editId="2409E337">
+            <wp:extent cx="5274310" cy="2362835"/>
+            <wp:effectExtent l="0" t="0" r="2540" b="0"/>
+            <wp:docPr id="17" name="Picture 17"/>
+            <wp:cNvGraphicFramePr>
+              <a:graphicFrameLocks xmlns:a="http://schemas.openxmlformats.org/drawingml/2006/main" noChangeAspect="1"/>
+            </wp:cNvGraphicFramePr>
+            <a:graphic xmlns:a="http://schemas.openxmlformats.org/drawingml/2006/main">
+              <a:graphicData uri="http://schemas.openxmlformats.org/drawingml/2006/picture">
+                <pic:pic xmlns:pic="http://schemas.openxmlformats.org/drawingml/2006/picture">
+                  <pic:nvPicPr>
+                    <pic:cNvPr id="1" name=""/>
+                    <pic:cNvPicPr/>
+                  </pic:nvPicPr>
+                  <pic:blipFill>
+                    <a:blip r:embed="rId20"/>
+                    <a:stretch>
+                      <a:fillRect/>
+                    </a:stretch>
+                  </pic:blipFill>
+                  <pic:spPr>
+                    <a:xfrm>
+                      <a:off x="0" y="0"/>
+                      <a:ext cx="5274310" cy="2362835"/>
+                    </a:xfrm>
+                    <a:prstGeom prst="rect">
+                      <a:avLst/>
+                    </a:prstGeom>
+                  </pic:spPr>
+                </pic:pic>
+              </a:graphicData>
+            </a:graphic>
+          </wp:inline>
+        </w:drawing>
       </w:r>
     </w:p>
     <w:sectPr>
@@ -19631,7 +19744,7 @@
   <w:style w:type="paragraph" w:default="1" w:styleId="Normal">
     <w:name w:val="Normal"/>
     <w:qFormat/>
-    <w:rsid w:val="00696A3F"/>
+    <w:rsid w:val="00544BC3"/>
     <w:pPr>
       <w:widowControl w:val="0"/>
       <w:jc w:val="both"/>
@@ -19688,6 +19801,7 @@
   <w:style w:type="character" w:default="1" w:styleId="DefaultParagraphFont">
     <w:name w:val="Default Paragraph Font"/>
     <w:uiPriority w:val="1"/>
+    <w:semiHidden/>
     <w:unhideWhenUsed/>
   </w:style>
   <w:style w:type="table" w:default="1" w:styleId="TableNormal">
